--- a/p6/submission/mir_package/01_manuscript_blinded_vi.docx
+++ b/p6/submission/mir_package/01_manuscript_blinded_vi.docx
@@ -2,7 +2,7 @@
 <file path=word/document.xml><?xml version="1.0" encoding="utf-8"?>
 <w:document xmlns:w="http://schemas.openxmlformats.org/wordprocessingml/2006/main" xmlns:m="http://schemas.openxmlformats.org/officeDocument/2006/math" xmlns:r="http://schemas.openxmlformats.org/officeDocument/2006/relationships" xmlns:o="urn:schemas-microsoft-com:office:office" xmlns:v="urn:schemas-microsoft-com:vml" xmlns:w10="urn:schemas-microsoft-com:office:word" xmlns:a="http://schemas.openxmlformats.org/drawingml/2006/main" xmlns:pic="http://schemas.openxmlformats.org/drawingml/2006/picture" xmlns:wp="http://schemas.openxmlformats.org/drawingml/2006/wordprocessingDrawing">
   <w:body>
-    <w:bookmarkStart w:id="83" w:name="X2711c94c65abb74f0a67a07a1c59c227baa4fa1"/>
+    <w:bookmarkStart w:id="86" w:name="X2711c94c65abb74f0a67a07a1c59c227baa4fa1"/>
     <w:p>
       <w:pPr>
         <w:pStyle w:val="Heading1"/>
@@ -2299,7 +2299,7 @@
     </w:p>
     <w:bookmarkEnd w:id="30"/>
     <w:bookmarkEnd w:id="31"/>
-    <w:bookmarkStart w:id="43" w:name="X5c22f461717f6985c51c98929ae1229bd8ca429"/>
+    <w:bookmarkStart w:id="46" w:name="X5c22f461717f6985c51c98929ae1229bd8ca429"/>
     <w:p>
       <w:pPr>
         <w:pStyle w:val="Heading2"/>
@@ -2687,7 +2687,7 @@
       </w:r>
     </w:p>
     <w:bookmarkEnd w:id="33"/>
-    <w:bookmarkStart w:id="34" w:name="Xb428575f3c159e90a6ec13517f0cdfb5102b4b5"/>
+    <w:bookmarkStart w:id="37" w:name="Xb428575f3c159e90a6ec13517f0cdfb5102b4b5"/>
     <w:p>
       <w:pPr>
         <w:pStyle w:val="Heading3"/>
@@ -2797,7 +2797,7 @@
           <w:bCs/>
           <w:b/>
         </w:rPr>
-        <w:t xml:space="preserve">Tóm tắt PRISMA 2020.</w:t>
+        <w:t xml:space="preserve">Tóm tắt PRISMA 2020 (thiết kế hai đường; Hình 7).</w:t>
       </w:r>
       <w:r>
         <w:t xml:space="preserve"> </w:t>
@@ -2832,7 +2832,7 @@
         <w:t xml:space="preserve"> </w:t>
       </w:r>
       <w:r>
-        <w:t xml:space="preserve">= 288 cỡ hiệu ứng), tập hợp qua truy ngược và truy xuôi trích dẫn của năm phân tích tổng hợp neo cùng hand-search và mã hóa theo các tiêu chí đủ tiêu chuẩn ở trên. Riêng biệt, tìm kiếm cơ sở dữ liệu Web of Science + Scopus (20/5/2026) trả về 3,263 bản ghi, giảm sau dedup, sàng lọc từ khóa L1, và 8 vòng sàng lọc tiêu đề-tóm tắt L2 (script dựa trên quy tắc + thủ công + truy xuất tóm tắt hỗ trợ WebSearch) xuống còn 435 ứng viên ưu tiên trích xuất toàn văn; phần mở rộng tìm kiếm cơ sở dữ liệu này đang trong quá trình và không thuộc các hiệu ứng phân tích ở đây. Toàn bộ lưu đồ PRISMA 2020 và dấu vết sàng lọc từng vòng được cung cấp dưới dạng</w:t>
+        <w:t xml:space="preserve">= 288 cỡ hiệu ứng) trên</w:t>
       </w:r>
       <w:r>
         <w:t xml:space="preserve"> </w:t>
@@ -2842,13 +2842,22 @@
           <w:bCs/>
           <w:b/>
         </w:rPr>
-        <w:t xml:space="preserve">Supp-A</w:t>
-      </w:r>
-      <w:r>
-        <w:t xml:space="preserve"> </w:t>
-      </w:r>
-      <w:r>
-        <w:t xml:space="preserve">và</w:t>
+        <w:t xml:space="preserve">Đường A</w:t>
+      </w:r>
+      <w:r>
+        <w:t xml:space="preserve">, tập hợp qua truy ngược và truy xuôi trích dẫn của năm phân tích tổng hợp neo (Bausch &amp; Krist, 2007; Kirca et al., 2012; Marano et al., 2016; Schwens et al., 2018; Arte &amp; Larimo, 2022) cùng hand-search corpus tác giả (≈ 497 bản ghi xác định), sàng lọc theo các tiêu chí đủ tiêu chuẩn ở trên, và xác minh nhập kép vào</w:t>
+      </w:r>
+      <w:r>
+        <w:t xml:space="preserve"> </w:t>
+      </w:r>
+      <w:r>
+        <w:rPr>
+          <w:rStyle w:val="VerbatimChar"/>
+        </w:rPr>
+        <w:t xml:space="preserve">p6/data/p6_study_database.csv</w:t>
+      </w:r>
+      <w:r>
+        <w:t xml:space="preserve">.</w:t>
       </w:r>
       <w:r>
         <w:t xml:space="preserve"> </w:t>
@@ -2858,17 +2867,121 @@
           <w:bCs/>
           <w:b/>
         </w:rPr>
+        <w:t xml:space="preserve">Đường B</w:t>
+      </w:r>
+      <w:r>
+        <w:t xml:space="preserve"> </w:t>
+      </w:r>
+      <w:r>
+        <w:t xml:space="preserve">là mở rộng đã tiền đăng ký qua tìm kiếm hệ thống Web of Science + Scopus (20/5/2026): 3,263 bản ghi xác định, 795 trùng lặp loại bỏ, 1,397 loại trừ ở sàng lọc từ khóa L1, 782 giữ lại cho sàng lọc tiêu đề-tóm tắt L2 qua tám vòng (script dựa trên quy tắc + phán đoán thủ công + truy xuất tóm tắt hỗ trợ WebSearch), cho 785 Y (đủ tiêu chuẩn), 1,694 N (loại trừ), và 3 UNSURE trong tracker; trong 785 bản ghi Y, 741 (94.4%) có DOI và 547 chờ trích xuất toàn văn. Đường B không thuộc các hiệu ứng phân tích trong bài viết này; trích xuất toàn văn được lên lịch cho bản build revision/Round 2 và có khả năng nâng</w:t>
+      </w:r>
+      <w:r>
+        <w:t xml:space="preserve"> </w:t>
+      </w:r>
+      <w:r>
+        <w:rPr>
+          <w:iCs/>
+          <w:i/>
+        </w:rPr>
+        <w:t xml:space="preserve">k</w:t>
+      </w:r>
+      <w:r>
+        <w:t xml:space="preserve"> </w:t>
+      </w:r>
+      <w:r>
+        <w:t xml:space="preserve">lên ≈ 600–700 nếu 60–70% bản ghi chờ vượt qua đánh giá toàn văn. Lưu đồ PRISMA 2020 đầy đủ (Hình 7), dấu vết sàng lọc từng vòng, và báo cáo trạng thái Đường B hiện tại được cung cấp dưới dạng</w:t>
+      </w:r>
+      <w:r>
+        <w:t xml:space="preserve"> </w:t>
+      </w:r>
+      <w:r>
+        <w:rPr>
+          <w:bCs/>
+          <w:b/>
+        </w:rPr>
+        <w:t xml:space="preserve">Supp-A</w:t>
+      </w:r>
+      <w:r>
+        <w:t xml:space="preserve">,</w:t>
+      </w:r>
+      <w:r>
+        <w:t xml:space="preserve"> </w:t>
+      </w:r>
+      <w:r>
+        <w:rPr>
+          <w:bCs/>
+          <w:b/>
+        </w:rPr>
         <w:t xml:space="preserve">Supp-T5</w:t>
       </w:r>
       <w:r>
+        <w:t xml:space="preserve">, và</w:t>
+      </w:r>
+      <w:r>
+        <w:t xml:space="preserve"> </w:t>
+      </w:r>
+      <w:r>
+        <w:rPr>
+          <w:rStyle w:val="VerbatimChar"/>
+        </w:rPr>
+        <w:t xml:space="preserve">prisma_extraction_pipeline_status.md</w:t>
+      </w:r>
+      <w:r>
         <w:t xml:space="preserve"> </w:t>
       </w:r>
       <w:r>
         <w:t xml:space="preserve">trên OSF.</w:t>
       </w:r>
     </w:p>
-    <w:bookmarkEnd w:id="34"/>
-    <w:bookmarkStart w:id="38" w:name="X8d6ea2530656bac303f23311e3e332b76799bb1"/>
+    <w:p>
+      <w:pPr>
+        <w:pStyle w:val="BodyText"/>
+      </w:pPr>
+      <w:r>
+        <w:drawing>
+          <wp:inline>
+            <wp:extent cx="5753100" cy="7273882"/>
+            <wp:effectExtent b="0" l="0" r="0" t="0"/>
+            <wp:docPr descr="Hình 7. Lưu đồ PRISMA 2020 hai đường. Đường A (trái, xanh): corpus phân tích k = 238 / K = 288, hoàn tất. Đường B (phải, cam-hổ phách): mở rộng WoS + Scopus chính thức, 547 bản ghi chờ trích xuất toàn văn. Corpus phân tích cuối cùng chỉ gom vào Đường A ở bản build hiện tại." title="" id="35" name="Picture"/>
+            <a:graphic>
+              <a:graphicData uri="http://schemas.openxmlformats.org/drawingml/2006/picture">
+                <pic:pic>
+                  <pic:nvPicPr>
+                    <pic:cNvPr descr="figures/figure_prisma_2020_flow.png" id="36" name="Picture"/>
+                    <pic:cNvPicPr>
+                      <a:picLocks noChangeArrowheads="1" noChangeAspect="1"/>
+                    </pic:cNvPicPr>
+                  </pic:nvPicPr>
+                  <pic:blipFill>
+                    <a:blip r:embed="rId34"/>
+                    <a:stretch>
+                      <a:fillRect/>
+                    </a:stretch>
+                  </pic:blipFill>
+                  <pic:spPr bwMode="auto">
+                    <a:xfrm>
+                      <a:off x="0" y="0"/>
+                      <a:ext cx="5753100" cy="7273882"/>
+                    </a:xfrm>
+                    <a:prstGeom prst="rect">
+                      <a:avLst/>
+                    </a:prstGeom>
+                    <a:noFill/>
+                    <a:ln w="9525">
+                      <a:noFill/>
+                      <a:headEnd/>
+                      <a:tailEnd/>
+                    </a:ln>
+                  </pic:spPr>
+                </pic:pic>
+              </a:graphicData>
+            </a:graphic>
+          </wp:inline>
+        </w:drawing>
+      </w:r>
+    </w:p>
+    <w:bookmarkEnd w:id="37"/>
+    <w:bookmarkStart w:id="41" w:name="X8d6ea2530656bac303f23311e3e332b76799bb1"/>
     <w:p>
       <w:pPr>
         <w:pStyle w:val="Heading3"/>
@@ -2877,7 +2990,7 @@
         <w:t xml:space="preserve">3.3 Trích xuất dữ liệu và đảm bảo chất lượng</w:t>
       </w:r>
     </w:p>
-    <w:bookmarkStart w:id="35" w:name="Xfbfca1a12b4f29d4234c722219a5611b1829a17"/>
+    <w:bookmarkStart w:id="38" w:name="Xfbfca1a12b4f29d4234c722219a5611b1829a17"/>
     <w:p>
       <w:pPr>
         <w:pStyle w:val="Heading4"/>
@@ -3347,8 +3460,8 @@
         <w:t xml:space="preserve">Tất cả bản ghi đã trích xuất và mã hóa được nhập vào cơ sở dữ liệu nghiên cứu thường trực và chịu xác minh nhập kép mô tả trong Mục 3.3.2.</w:t>
       </w:r>
     </w:p>
-    <w:bookmarkEnd w:id="35"/>
-    <w:bookmarkStart w:id="36" w:name="X16a31217605436b481de3ef23b816cb5a6f43e5"/>
+    <w:bookmarkEnd w:id="38"/>
+    <w:bookmarkStart w:id="39" w:name="X16a31217605436b481de3ef23b816cb5a6f43e5"/>
     <w:p>
       <w:pPr>
         <w:pStyle w:val="Heading4"/>
@@ -3407,8 +3520,8 @@
         <w:t xml:space="preserve">) không được báo cáo; ràng buộc một coder này được thừa nhận trong phần Hạn chế (Mục 5), và kiểm tra độ tin cậy mã đôi là ưu tiên tuyên bố cho phần mở rộng tìm kiếm chính thức đã lên kế hoạch.</w:t>
       </w:r>
     </w:p>
-    <w:bookmarkEnd w:id="36"/>
-    <w:bookmarkStart w:id="37" w:name="X463015b4b695d1935e278eb528f9fb39a7a957a"/>
+    <w:bookmarkEnd w:id="39"/>
+    <w:bookmarkStart w:id="40" w:name="X463015b4b695d1935e278eb528f9fb39a7a957a"/>
     <w:p>
       <w:pPr>
         <w:pStyle w:val="Heading4"/>
@@ -3425,9 +3538,9 @@
         <w:t xml:space="preserve">Phù hợp với thực tiễn đã thiết lập trong phân tích tổng hợp quốc tế hóa, hiệu quả hoạt động kinh doanh (Bausch &amp; Krist, 2007; Marano et al., 2016), không có công cụ rủi ro thiên lệch cấp nghiên cứu chính thức nào (ví dụ, RoB 2, ROBINS-I) được áp dụng cho các nghiên cứu sơ cấp riêng lẻ. Corpus I-P chỉ gồm các nghiên cứu khảo sát quan sát đã bình duyệt; các mối đe dọa liên quan nhất với tài liệu này, thiên lệch công bố, thiên lệch biến bỏ sót, và dị biệt đo lường trong vận hành hóa DOI, được xử lý ở cấp tổng hợp chứ không phải cấp nghiên cứu. Thiên lệch công bố được đánh giá qua kiểm định hồi quy Egger, kiểm định tương quan hạng Begg và Mazumdar (1994), và quy trình trim-and-fill của Duval và Tweedie (2000) (Mục 3.6). Dị biệt đo lường được xử lý qua mã hóa biến điều tiết của loại DOI (FSTS, FATA, entropy, count) và loại hiệu quả, và qua phân tách rõ ràng của mô hình ba cấp về phương sai trong-nghiên-cứu quy cho nhiều đặc tả mô hình trên mỗi nghiên cứu.</w:t>
       </w:r>
     </w:p>
-    <w:bookmarkEnd w:id="37"/>
-    <w:bookmarkEnd w:id="38"/>
-    <w:bookmarkStart w:id="39" w:name="X8dbe7b02ab1e2ea240cadecbb2a2610a6029ca9"/>
+    <w:bookmarkEnd w:id="40"/>
+    <w:bookmarkEnd w:id="41"/>
+    <w:bookmarkStart w:id="42" w:name="X8dbe7b02ab1e2ea240cadecbb2a2610a6029ca9"/>
     <w:p>
       <w:pPr>
         <w:pStyle w:val="Heading3"/>
@@ -3732,8 +3845,8 @@
         <w:t xml:space="preserve">2014). Các nghiên cứu mà năm dữ liệu không xác định được từ bài viết được mã hóa "Span" mặc định và đánh dấu.</w:t>
       </w:r>
     </w:p>
-    <w:bookmarkEnd w:id="39"/>
-    <w:bookmarkStart w:id="40" w:name="X1115362679acea0f01902fd81b224cbed415c6a"/>
+    <w:bookmarkEnd w:id="42"/>
+    <w:bookmarkStart w:id="43" w:name="X1115362679acea0f01902fd81b224cbed415c6a"/>
     <w:p>
       <w:pPr>
         <w:pStyle w:val="Heading3"/>
@@ -4108,8 +4221,8 @@
         <w:t xml:space="preserve">.</w:t>
       </w:r>
     </w:p>
-    <w:bookmarkEnd w:id="40"/>
-    <w:bookmarkStart w:id="41" w:name="X66a963ff03357133ccf9d54a6f14132624cd241"/>
+    <w:bookmarkEnd w:id="43"/>
+    <w:bookmarkStart w:id="44" w:name="X66a963ff03357133ccf9d54a6f14132624cd241"/>
     <w:p>
       <w:pPr>
         <w:pStyle w:val="Heading3"/>
@@ -4294,8 +4407,8 @@
         <w:t xml:space="preserve">.</w:t>
       </w:r>
     </w:p>
-    <w:bookmarkEnd w:id="41"/>
-    <w:bookmarkStart w:id="42" w:name="Xc2a27a883d2f3899a61aee406a288c116ca6c19"/>
+    <w:bookmarkEnd w:id="44"/>
+    <w:bookmarkStart w:id="45" w:name="Xc2a27a883d2f3899a61aee406a288c116ca6c19"/>
     <w:p>
       <w:pPr>
         <w:pStyle w:val="Heading3"/>
@@ -4355,9 +4468,9 @@
         </w:pict>
       </w:r>
     </w:p>
-    <w:bookmarkEnd w:id="42"/>
-    <w:bookmarkEnd w:id="43"/>
-    <w:bookmarkStart w:id="66" w:name="Xc1528237297c4ce8999628372a6b48494fd6214"/>
+    <w:bookmarkEnd w:id="45"/>
+    <w:bookmarkEnd w:id="46"/>
+    <w:bookmarkStart w:id="69" w:name="Xc1528237297c4ce8999628372a6b48494fd6214"/>
     <w:p>
       <w:pPr>
         <w:pStyle w:val="Heading2"/>
@@ -4366,7 +4479,7 @@
         <w:t xml:space="preserve">4. Kết quả</w:t>
       </w:r>
     </w:p>
-    <w:bookmarkStart w:id="47" w:name="Xc168f4a771de265eeb2fce57e946a09ade9afe0"/>
+    <w:bookmarkStart w:id="50" w:name="Xc168f4a771de265eeb2fce57e946a09ade9afe0"/>
     <w:p>
       <w:pPr>
         <w:pStyle w:val="Heading3"/>
@@ -5584,18 +5697,18 @@
           <wp:inline>
             <wp:extent cx="5753100" cy="2547026"/>
             <wp:effectExtent b="0" l="0" r="0" t="0"/>
-            <wp:docPr descr="Hình 6. Phân bố các nghiên cứu sơ cấp theo năm công bố (k = 238). Corpus nghiêng phải về các công bố sau 2000, với cửa sổ 2010–2022 chiếm 59% các nghiên cứu. Mật độ trước 1990 thưa thớt không cho phép phụ nhóm sớm riêng biệt; ranh giới giai đoạn DPL (2009, 2014) neo theo các mốc khuếch tán phối hợp số chứ không theo mật độ trong-corpus." title="" id="45" name="Picture"/>
+            <wp:docPr descr="Hình 6. Phân bố các nghiên cứu sơ cấp theo năm công bố (k = 238). Corpus nghiêng phải về các công bố sau 2000, với cửa sổ 2010–2022 chiếm 59% các nghiên cứu. Mật độ trước 1990 thưa thớt không cho phép phụ nhóm sớm riêng biệt; ranh giới giai đoạn DPL (2009, 2014) neo theo các mốc khuếch tán phối hợp số chứ không theo mật độ trong-corpus." title="" id="48" name="Picture"/>
             <a:graphic>
               <a:graphicData uri="http://schemas.openxmlformats.org/drawingml/2006/picture">
                 <pic:pic>
                   <pic:nvPicPr>
-                    <pic:cNvPr descr="figures/figure6_year_distribution.png" id="46" name="Picture"/>
+                    <pic:cNvPr descr="figures/figure6_year_distribution.png" id="49" name="Picture"/>
                     <pic:cNvPicPr>
                       <a:picLocks noChangeArrowheads="1" noChangeAspect="1"/>
                     </pic:cNvPicPr>
                   </pic:nvPicPr>
                   <pic:blipFill>
-                    <a:blip r:embed="rId44"/>
+                    <a:blip r:embed="rId47"/>
                     <a:stretch>
                       <a:fillRect/>
                     </a:stretch>
@@ -5622,8 +5735,8 @@
         </w:drawing>
       </w:r>
     </w:p>
-    <w:bookmarkEnd w:id="47"/>
-    <w:bookmarkStart w:id="48" w:name="Xd80a015c82ae9b9dbf302350d2e5766a909f30e"/>
+    <w:bookmarkEnd w:id="50"/>
+    <w:bookmarkStart w:id="51" w:name="Xd80a015c82ae9b9dbf302350d2e5766a909f30e"/>
     <w:p>
       <w:pPr>
         <w:pStyle w:val="Heading3"/>
@@ -6393,8 +6506,8 @@
         <w:t xml:space="preserve">= 87.8%, vượt xa nền sai số lấy mẫu, thúc đẩy các phân tích biến điều tiết; tuy nhiên, như các Mục 4.3–4.5 cho thấy, các biến điều tiết quốc gia/thời gian đã mã hóa để lại phần lớn dị biệt trong-nghiên-cứu chưa giải quyết.</w:t>
       </w:r>
     </w:p>
-    <w:bookmarkEnd w:id="48"/>
-    <w:bookmarkStart w:id="52" w:name="X82f8391a977f05e2c17b40fb235063af408ff2d"/>
+    <w:bookmarkEnd w:id="51"/>
+    <w:bookmarkStart w:id="55" w:name="X82f8391a977f05e2c17b40fb235063af408ff2d"/>
     <w:p>
       <w:pPr>
         <w:pStyle w:val="Heading3"/>
@@ -6986,18 +7099,18 @@
           <wp:inline>
             <wp:extent cx="5753100" cy="3430252"/>
             <wp:effectExtent b="0" l="0" r="0" t="0"/>
-            <wp:docPr descr="Hình 2: Biểu đồ rừng chế độ ICRV, các hiệu ứng tổng hợp phụ nhóm với 95% CI" title="" id="50" name="Picture"/>
+            <wp:docPr descr="Hình 2: Biểu đồ rừng chế độ ICRV, các hiệu ứng tổng hợp phụ nhóm với 95% CI" title="" id="53" name="Picture"/>
             <a:graphic>
               <a:graphicData uri="http://schemas.openxmlformats.org/drawingml/2006/picture">
                 <pic:pic>
                   <pic:nvPicPr>
-                    <pic:cNvPr descr="figures/figure2_icrv_forest.png" id="51" name="Picture"/>
+                    <pic:cNvPr descr="figures/figure2_icrv_forest.png" id="54" name="Picture"/>
                     <pic:cNvPicPr>
                       <a:picLocks noChangeArrowheads="1" noChangeAspect="1"/>
                     </pic:cNvPicPr>
                   </pic:nvPicPr>
                   <pic:blipFill>
-                    <a:blip r:embed="rId49"/>
+                    <a:blip r:embed="rId52"/>
                     <a:stretch>
                       <a:fillRect/>
                     </a:stretch>
@@ -7375,8 +7488,8 @@
         <w:t xml:space="preserve">= 4). (Crosswalk đánh số: P6 Mã II ≡ Chế độ III luận án, P6 Mã III ≡ Chế độ IV, FR ≡ Chế độ V, SIDS ≡ Chế độ VI; xem mã hóa biến điều tiết Mục 2.)</w:t>
       </w:r>
     </w:p>
-    <w:bookmarkEnd w:id="52"/>
-    <w:bookmarkStart w:id="53" w:name="Xefba2b8c5fb8f1d1c8afab4a40843dce8ca30a6"/>
+    <w:bookmarkEnd w:id="55"/>
+    <w:bookmarkStart w:id="56" w:name="Xefba2b8c5fb8f1d1c8afab4a40843dce8ca30a6"/>
     <w:p>
       <w:pPr>
         <w:pStyle w:val="Heading3"/>
@@ -7628,8 +7741,8 @@
         <w:t xml:space="preserve">= 238 này.</w:t>
       </w:r>
     </w:p>
-    <w:bookmarkEnd w:id="53"/>
-    <w:bookmarkStart w:id="57" w:name="X78bc71d35afc5c2575398e2f80a5d462e6061b1"/>
+    <w:bookmarkEnd w:id="56"/>
+    <w:bookmarkStart w:id="60" w:name="X78bc71d35afc5c2575398e2f80a5d462e6061b1"/>
     <w:p>
       <w:pPr>
         <w:pStyle w:val="Heading3"/>
@@ -7937,18 +8050,18 @@
           <wp:inline>
             <wp:extent cx="5753100" cy="4403829"/>
             <wp:effectExtent b="0" l="0" r="0" t="0"/>
-            <wp:docPr descr="Hình 3: Điều tiết giai đoạn DPL, hiệu ứng I-P tổng hợp theo epoch áp dụng số" title="" id="55" name="Picture"/>
+            <wp:docPr descr="Hình 3: Điều tiết giai đoạn DPL, hiệu ứng I-P tổng hợp theo epoch áp dụng số" title="" id="58" name="Picture"/>
             <a:graphic>
               <a:graphicData uri="http://schemas.openxmlformats.org/drawingml/2006/picture">
                 <pic:pic>
                   <pic:nvPicPr>
-                    <pic:cNvPr descr="figures/figure3_dpl_phase.png" id="56" name="Picture"/>
+                    <pic:cNvPr descr="figures/figure3_dpl_phase.png" id="59" name="Picture"/>
                     <pic:cNvPicPr>
                       <a:picLocks noChangeArrowheads="1" noChangeAspect="1"/>
                     </pic:cNvPicPr>
                   </pic:nvPicPr>
                   <pic:blipFill>
-                    <a:blip r:embed="rId54"/>
+                    <a:blip r:embed="rId57"/>
                     <a:stretch>
                       <a:fillRect/>
                     </a:stretch>
@@ -7993,8 +8106,8 @@
         <w:t xml:space="preserve">Các hiệu ứng tổng hợp phụ nhóm giai đoạn DPL với 95% CI. Khác biệt giữa các giai đoạn nhỏ và không có ý nghĩa.</w:t>
       </w:r>
     </w:p>
-    <w:bookmarkEnd w:id="57"/>
-    <w:bookmarkStart w:id="61" w:name="Xaca316c555ca4b69a636f783f80b5e3cc7c7e23"/>
+    <w:bookmarkEnd w:id="60"/>
+    <w:bookmarkStart w:id="64" w:name="Xaca316c555ca4b69a636f783f80b5e3cc7c7e23"/>
     <w:p>
       <w:pPr>
         <w:pStyle w:val="Heading3"/>
@@ -8379,18 +8492,18 @@
           <wp:inline>
             <wp:extent cx="5753100" cy="4601444"/>
             <wp:effectExtent b="0" l="0" r="0" t="0"/>
-            <wp:docPr descr="Hình 4: Biểu đồ phễu với các nghiên cứu ước lệ trim-and-fill" title="" id="59" name="Picture"/>
+            <wp:docPr descr="Hình 4: Biểu đồ phễu với các nghiên cứu ước lệ trim-and-fill" title="" id="62" name="Picture"/>
             <a:graphic>
               <a:graphicData uri="http://schemas.openxmlformats.org/drawingml/2006/picture">
                 <pic:pic>
                   <pic:nvPicPr>
-                    <pic:cNvPr descr="figures/figure4_funnel_plot.png" id="60" name="Picture"/>
+                    <pic:cNvPr descr="figures/figure4_funnel_plot.png" id="63" name="Picture"/>
                     <pic:cNvPicPr>
                       <a:picLocks noChangeArrowheads="1" noChangeAspect="1"/>
                     </pic:cNvPicPr>
                   </pic:nvPicPr>
                   <pic:blipFill>
-                    <a:blip r:embed="rId58"/>
+                    <a:blip r:embed="rId61"/>
                     <a:stretch>
                       <a:fillRect/>
                     </a:stretch>
@@ -8464,8 +8577,8 @@
         <w:t xml:space="preserve">= 0.035.</w:t>
       </w:r>
     </w:p>
-    <w:bookmarkEnd w:id="61"/>
-    <w:bookmarkStart w:id="65" w:name="Xf7f09981db8a76048799dcf9a600af552d760ad"/>
+    <w:bookmarkEnd w:id="64"/>
+    <w:bookmarkStart w:id="68" w:name="Xf7f09981db8a76048799dcf9a600af552d760ad"/>
     <w:p>
       <w:pPr>
         <w:pStyle w:val="Heading3"/>
@@ -8743,18 +8856,18 @@
           <wp:inline>
             <wp:extent cx="5753100" cy="2528953"/>
             <wp:effectExtent b="0" l="0" r="0" t="0"/>
-            <wp:docPr descr="Hình 5: Nhạy cảm leave-one-out, khoảng r̄ tổng hợp qua các lần lặp leave-one-out" title="" id="63" name="Picture"/>
+            <wp:docPr descr="Hình 5: Nhạy cảm leave-one-out, khoảng r̄ tổng hợp qua các lần lặp leave-one-out" title="" id="66" name="Picture"/>
             <a:graphic>
               <a:graphicData uri="http://schemas.openxmlformats.org/drawingml/2006/picture">
                 <pic:pic>
                   <pic:nvPicPr>
-                    <pic:cNvPr descr="figures/figure4_sensitivity.png" id="64" name="Picture"/>
+                    <pic:cNvPr descr="figures/figure4_sensitivity.png" id="67" name="Picture"/>
                     <pic:cNvPicPr>
                       <a:picLocks noChangeArrowheads="1" noChangeAspect="1"/>
                     </pic:cNvPicPr>
                   </pic:nvPicPr>
                   <pic:blipFill>
-                    <a:blip r:embed="rId62"/>
+                    <a:blip r:embed="rId65"/>
                     <a:stretch>
                       <a:fillRect/>
                     </a:stretch>
@@ -8822,9 +8935,9 @@
         </w:pict>
       </w:r>
     </w:p>
-    <w:bookmarkEnd w:id="65"/>
-    <w:bookmarkEnd w:id="66"/>
-    <w:bookmarkStart w:id="71" w:name="X3923f9545aa9c992e02ccb4472a40e02686b4e2"/>
+    <w:bookmarkEnd w:id="68"/>
+    <w:bookmarkEnd w:id="69"/>
+    <w:bookmarkStart w:id="74" w:name="X3923f9545aa9c992e02ccb4472a40e02686b4e2"/>
     <w:p>
       <w:pPr>
         <w:pStyle w:val="Heading2"/>
@@ -8833,7 +8946,7 @@
         <w:t xml:space="preserve">5. Thảo luận</w:t>
       </w:r>
     </w:p>
-    <w:bookmarkStart w:id="67" w:name="Xfb0841002539273fb5280e799b99cbca486b98f"/>
+    <w:bookmarkStart w:id="70" w:name="Xfb0841002539273fb5280e799b99cbca486b98f"/>
     <w:p>
       <w:pPr>
         <w:pStyle w:val="Heading3"/>
@@ -9325,8 +9438,8 @@
         <w:t xml:space="preserve">= 0.079 so với 0.069) không đạt ý nghĩa, một kết quả định nghĩa giới hạn, chứ không bác bỏ, dự đoán gradient thể chế của CIMT.</w:t>
       </w:r>
     </w:p>
-    <w:bookmarkEnd w:id="67"/>
-    <w:bookmarkStart w:id="68" w:name="X4b528dd371e1ee318b8da51b730d2d8f4ebfa6c"/>
+    <w:bookmarkEnd w:id="70"/>
+    <w:bookmarkStart w:id="71" w:name="X4b528dd371e1ee318b8da51b730d2d8f4ebfa6c"/>
     <w:p>
       <w:pPr>
         <w:pStyle w:val="Heading3"/>
@@ -9632,8 +9745,8 @@
         <w:t xml:space="preserve">= 0.035) cung cấp giới hạn dưới thận trọng. Phát hiện này, từ MARA ba cấp toàn diện toàn cầu nhất của I-P đến nay, là đóng góp lý thuyết khả thi nhất: nó cho thấy "quan hệ I-P dương" được trích dẫn rộng rãi trong tài liệu IB một phần là artifact của công bố chọn lọc chứ không phải hiện tượng vững.</w:t>
       </w:r>
     </w:p>
-    <w:bookmarkEnd w:id="68"/>
-    <w:bookmarkStart w:id="69" w:name="Xf5030cadfa1756304157346d144e6a48e78824d"/>
+    <w:bookmarkEnd w:id="71"/>
+    <w:bookmarkStart w:id="72" w:name="Xf5030cadfa1756304157346d144e6a48e78824d"/>
     <w:p>
       <w:pPr>
         <w:pStyle w:val="Heading3"/>
@@ -9775,8 +9888,8 @@
         <w:t xml:space="preserve">= 0.079 so với 0.069, không có ý nghĩa) không đủ lớn để biện minh chất lượng thể chế là yếu tố quyết định chính của năng suất do xuất khẩu dẫn dắt. Các chương trình xúc tiến xuất khẩu nên nhắm vào năng lực cấp doanh nghiệp (công nghệ, quản lý) ngang bằng với cải cách thể chế, do gradient thể chế-hiệu quả không được xác nhận meta-analytic ở cỡ mẫu hiện tại.</w:t>
       </w:r>
     </w:p>
-    <w:bookmarkEnd w:id="69"/>
-    <w:bookmarkStart w:id="70" w:name="X9bbeb756b58b019c6e7e7433255480569c55632"/>
+    <w:bookmarkEnd w:id="72"/>
+    <w:bookmarkStart w:id="73" w:name="X9bbeb756b58b019c6e7e7433255480569c55632"/>
     <w:p>
       <w:pPr>
         <w:pStyle w:val="Heading3"/>
@@ -9919,9 +10032,9 @@
         </w:pict>
       </w:r>
     </w:p>
-    <w:bookmarkEnd w:id="70"/>
-    <w:bookmarkEnd w:id="71"/>
-    <w:bookmarkStart w:id="72" w:name="Xb6340858ada32986909ac4c0a6855391782490d"/>
+    <w:bookmarkEnd w:id="73"/>
+    <w:bookmarkEnd w:id="74"/>
+    <w:bookmarkStart w:id="75" w:name="Xb6340858ada32986909ac4c0a6855391782490d"/>
     <w:p>
       <w:pPr>
         <w:pStyle w:val="Heading2"/>
@@ -10373,8 +10486,8 @@
         </w:pict>
       </w:r>
     </w:p>
-    <w:bookmarkEnd w:id="72"/>
-    <w:bookmarkStart w:id="73" w:name="tài-trợ"/>
+    <w:bookmarkEnd w:id="75"/>
+    <w:bookmarkStart w:id="76" w:name="tài-trợ"/>
     <w:p>
       <w:pPr>
         <w:pStyle w:val="Heading2"/>
@@ -10391,8 +10504,8 @@
         <w:t xml:space="preserve">Nghiên cứu này không nhận tài trợ cụ thể từ bất kỳ cơ quan tài trợ nào ở khu vực công, thương mại hay phi lợi nhuận.</w:t>
       </w:r>
     </w:p>
-    <w:bookmarkEnd w:id="73"/>
-    <w:bookmarkStart w:id="74" w:name="quyền-lợi-cạnh-tranh"/>
+    <w:bookmarkEnd w:id="76"/>
+    <w:bookmarkStart w:id="77" w:name="quyền-lợi-cạnh-tranh"/>
     <w:p>
       <w:pPr>
         <w:pStyle w:val="Heading2"/>
@@ -10409,8 +10522,8 @@
         <w:t xml:space="preserve">Các tác giả tuyên bố không có xung đột lợi ích.</w:t>
       </w:r>
     </w:p>
-    <w:bookmarkEnd w:id="74"/>
-    <w:bookmarkStart w:id="75" w:name="tính-sẵn-có-của-dữ-liệu"/>
+    <w:bookmarkEnd w:id="77"/>
+    <w:bookmarkStart w:id="78" w:name="tính-sẵn-có-của-dữ-liệu"/>
     <w:p>
       <w:pPr>
         <w:pStyle w:val="Heading2"/>
@@ -10452,8 +10565,8 @@
         </w:pict>
       </w:r>
     </w:p>
-    <w:bookmarkEnd w:id="75"/>
-    <w:bookmarkStart w:id="81" w:name="tài-liệu-tham-khảo"/>
+    <w:bookmarkEnd w:id="78"/>
+    <w:bookmarkStart w:id="84" w:name="tài-liệu-tham-khảo"/>
     <w:p>
       <w:pPr>
         <w:pStyle w:val="Heading2"/>
@@ -10746,7 +10859,7 @@
       <w:r>
         <w:t xml:space="preserve"> </w:t>
       </w:r>
-      <w:hyperlink r:id="rId76">
+      <w:hyperlink r:id="rId79">
         <w:r>
           <w:rPr>
             <w:rStyle w:val="Hyperlink"/>
@@ -10802,7 +10915,7 @@
       <w:r>
         <w:t xml:space="preserve"> </w:t>
       </w:r>
-      <w:hyperlink r:id="rId77">
+      <w:hyperlink r:id="rId80">
         <w:r>
           <w:rPr>
             <w:rStyle w:val="Hyperlink"/>
@@ -11131,7 +11244,7 @@
       <w:r>
         <w:t xml:space="preserve"> </w:t>
       </w:r>
-      <w:hyperlink r:id="rId78">
+      <w:hyperlink r:id="rId81">
         <w:r>
           <w:rPr>
             <w:rStyle w:val="Hyperlink"/>
@@ -11163,7 +11276,7 @@
       <w:r>
         <w:t xml:space="preserve"> </w:t>
       </w:r>
-      <w:hyperlink r:id="rId79">
+      <w:hyperlink r:id="rId82">
         <w:r>
           <w:rPr>
             <w:rStyle w:val="Hyperlink"/>
@@ -11498,7 +11611,7 @@
       <w:r>
         <w:t xml:space="preserve"> </w:t>
       </w:r>
-      <w:hyperlink r:id="rId80">
+      <w:hyperlink r:id="rId83">
         <w:r>
           <w:rPr>
             <w:rStyle w:val="Hyperlink"/>
@@ -11556,8 +11669,8 @@
         </w:pict>
       </w:r>
     </w:p>
-    <w:bookmarkEnd w:id="81"/>
-    <w:bookmarkStart w:id="82" w:name="tài-liệu-bổ-sung-osf"/>
+    <w:bookmarkEnd w:id="84"/>
+    <w:bookmarkStart w:id="85" w:name="tài-liệu-bổ-sung-osf"/>
     <w:p>
       <w:pPr>
         <w:pStyle w:val="Heading2"/>
@@ -11878,8 +11991,8 @@
         <w:t xml:space="preserve">). Phân tích sử dụng corpus cơ sở đã xác minh (k = 238 nghiên cứu, K = 288 cỡ hiệu ứng); mở rộng tìm kiếm WoS/Scopus chính thức đang tiến hành và sẽ được tích hợp ở giai đoạn revision. Mã hóa cỡ hiệu ứng tuân theo giao thức chuẩn hóa tóm tắt trong Mục 3.4 và chi tiết trong Supp-B.</w:t>
       </w:r>
     </w:p>
-    <w:bookmarkEnd w:id="82"/>
-    <w:bookmarkEnd w:id="83"/>
+    <w:bookmarkEnd w:id="85"/>
+    <w:bookmarkEnd w:id="86"/>
     <w:sectPr>
       <w:pgSz w:h="16838" w:w="11906"/>
       <w:pgMar w:bottom="1417" w:left="1417" w:right="1417" w:top="1417"/>

--- a/p6/submission/mir_package/01_manuscript_blinded_vi.docx
+++ b/p6/submission/mir_package/01_manuscript_blinded_vi.docx
@@ -30,7 +30,7 @@
           <w:iCs/>
           <w:i/>
         </w:rPr>
-        <w:t xml:space="preserve">Phiên bản 1.2, tháng 5/2026 (mục tiêu nộp tạp chí: Q3 2026)</w:t>
+        <w:t xml:space="preserve">Phiên bản 1.3, tháng 5/2026 (mục tiêu nộp tạp chí: Q3 2026; v1.3 đồng bộ với các sửa chữa adversarial-review)</w:t>
       </w:r>
     </w:p>
     <w:p>
@@ -64,7 +64,7 @@
         <w:t xml:space="preserve"> </w:t>
       </w:r>
       <w:r>
-        <w:t xml:space="preserve">Nghiên cứu này báo cáo phân tích tổng hợp hồi quy ba cấp (three-level meta-analytic regression analysis — MARA) đầu tiên về quan hệ quốc tế hóa, hiệu quả hoạt động kinh doanh (I-P) nhằm kiểm định liệu áp dụng số cấp quốc gia (country-level digital adoption — cDAI), chế độ bối cảnh thể chế (institutional context regime — ICRV), và giai đoạn Vòng đời Nghịch lý Số (Digital Paradox Lifecycle — DPL) có điều tiết quan hệ này trên một corpus đại diện toàn cầu hay không.</w:t>
+        <w:t xml:space="preserve">Nghiên cứu này báo cáo phân tích tổng hợp hồi quy ba cấp (three-level meta-analytic regression analysis — MARA) đầu tiên về quan hệ quốc tế hóa, hiệu quả hoạt động kinh doanh (I-P) nhằm kiểm định liệu áp dụng số cấp quốc gia (country-level digital adoption — cDAI), chế độ bối cảnh thể chế (institutional context regime — ICRV), và giai đoạn Vòng đời Nghịch lý Số (Digital Paradox Lifecycle — DPL) có điều tiết quan hệ này trên một corpus đa dạng địa lý (nghiêng về kinh tế Tiên tiến) hay không.</w:t>
       </w:r>
     </w:p>
     <w:p>
@@ -710,7 +710,7 @@
         <w:t xml:space="preserve">Về phương pháp</w:t>
       </w:r>
       <w:r>
-        <w:t xml:space="preserve">: (1) MARA ba cấp đầu tiên cho tài liệu I-P; (2) tìm kiếm hệ thống đầu tiên tuân thủ PRISMA 2020 kèm tiền đăng ký OSF cho chủ đề này; (3) phân tách dị biệt trong-nghiên-cứu và giữa-nghiên-cứu đầu tiên cho I-P.</w:t>
+        <w:t xml:space="preserve">: (1) MARA ba cấp đầu tiên cho tài liệu I-P; (2) tìm kiếm hệ thống tuân thủ PRISMA 2020 kèm tiền đăng ký OSF cho chủ đề này.</w:t>
       </w:r>
       <w:r>
         <w:t xml:space="preserve"> </w:t>
@@ -723,20 +723,7 @@
         <w:t xml:space="preserve">Về lý thuyết</w:t>
       </w:r>
       <w:r>
-        <w:t xml:space="preserve">: (4) kiểm định meta-analytic đầu tiên về khung ICRV 6 chế độ trên corpus I-P đại diện toàn cầu (5 trong 6 chế độ có dữ liệu; Chế độ VI Pacific-SIDS không có nghiên cứu đủ tiêu chuẩn); (5) kiểm định chính thức đầu tiên về cDAI với vai trò biến điều tiết cấp quốc gia về hạ tầng số của I-P; (6) kiểm định đầu tiên về giai đoạn DPL với vai trò biến điều tiết thời gian qua MARA ba cấp. Việc không xác nhận E1a/E1b, H2 và H3, hiện tượng Frontier dị thường, và mức hiệu chỉnh thiên lệch công bố đáng kể, bản thân chúng là thông tin có giá trị, định nghĩa giới hạn điều kiện mà các biến điều tiết này có thể hoạt động và thúc đẩy cách diễn giải</w:t>
-      </w:r>
-      <w:r>
-        <w:t xml:space="preserve"> </w:t>
-      </w:r>
-      <w:r>
-        <w:rPr>
-          <w:iCs/>
-          <w:i/>
-        </w:rPr>
-        <w:t xml:space="preserve">Bất tương thích Năng lực, Bối cảnh</w:t>
-      </w:r>
-      <w:r>
-        <w:t xml:space="preserve">: một bối cảnh số vĩ mô là vô hiệu đối với I-P trừ khi đi kèm năng lực số ở cấp doanh nghiệp.</w:t>
+        <w:t xml:space="preserve">: (3) kiểm định meta-analytic chính thức đầu tiên về ICRV 6 chế độ, cDAI cấp quốc gia, và giai đoạn DPL với vai trò biến điều tiết trên corpus 49 nền kinh tế đa dạng địa lý (nghiêng về Tiên tiến). Việc không xác nhận E1a/E1b, H2 và H3, hiện tượng Frontier dị thường, và mức hiệu chỉnh thiên lệch công bố đáng kể, bản thân chúng là thông tin có giá trị, định nghĩa giới hạn điều kiện mà các biến điều tiết này có thể hoạt động.</w:t>
       </w:r>
     </w:p>
     <w:p>
@@ -11910,7 +11897,7 @@
           <w:iCs/>
           <w:i/>
         </w:rPr>
-        <w:t xml:space="preserve">8,400 từ tiếng Việt. Tổng submission-build (thân bài + tài liệu tham khảo + 3 bảng trong bài × 280 + 6 hình × 280):</w:t>
+        <w:t xml:space="preserve">8,400 từ tiếng Việt. Tổng submission-build (thân bài + tài liệu tham khảo + 3 bảng trong bài × 280 + 7 hình × 280):</w:t>
       </w:r>
       <w:r>
         <w:rPr>
@@ -11939,7 +11926,7 @@
           <w:iCs/>
           <w:i/>
         </w:rPr>
-        <w:t xml:space="preserve">12,000 word-equivalents.</w:t>
+        <w:t xml:space="preserve">12,000 word-equivalents. Phiên bản v1.3 đồng bộ với EN v1.3 — bao gồm đoạn nghịch lý thiên lệch công bố (§5.2), điều kiện construct-validity cho cDAI (§4.4), §4.3 mở đầu bằng kết quả drop-Frontier, và sai lệch tiền đăng ký thứ 5 đã được công bố (§3.1).</w:t>
       </w:r>
       <w:r>
         <w:t xml:space="preserve"> </w:t>

--- a/p6/submission/mir_package/01_manuscript_blinded_vi.docx
+++ b/p6/submission/mir_package/01_manuscript_blinded_vi.docx
@@ -2630,7 +2630,7 @@
         <w:t xml:space="preserve"> </w:t>
       </w:r>
       <w:r>
-        <w:t xml:space="preserve">Bốn tinh chỉnh vận hành được thực hiện sau khi đăng ký và được công bố ở đây để minh bạch; không có sai lệch nào thay đổi các giả thuyết đã đăng ký, mô hình ba cấp chính, hoặc kế hoạch phân tích. Thứ nhất, biến điều tiết ICRV được tái đặc tả từ phương án sáu cấp thứ tự đã đăng ký sang mã hóa neo theo WGI Pháp quyền báo cáo trong Mục 2 (Mã I, II, III, FR, SIDS), và bổ sung phân loại đa quốc gia (MX) cho các mẫu gộp trải dài hai hay nhiều chế độ mà không có một chế độ đơn quốc gia nào đóng góp ít nhất 60% của mẫu; giao thức đã đăng ký gộp các nghiên cứu đa quốc gia vào mã thị trường mới nổi. Thứ hai, biến điều tiết DPL được tái đặc tả từ các phân bin năm công bố đã đăng ký (trước 2000 / 2000–2009 / 2010–2026) sang cấu trúc Precede/Span/Follow theo giai đoạn dữ liệu, neo trên điểm uốn năng suất số 2009 (Mục 2.3), vận hành hóa trực tiếp hơn logic đường cong J nền tảng. Thứ ba, các chẩn đoán thiên lệch công bố, được lên kế hoạch trong tiền đăng ký như phân tích robustness, được báo cáo như giả thuyết có nhãn (H4) vì biên độ điều chỉnh trim-and-fill trở thành phát hiện chính. Thứ tư, giao thức độ tin cậy giữa các coder đã đăng ký (Mục 8.3 của tiền đăng ký: mẫu phụ 20% mã đôi với Cohen's</w:t>
+        <w:t xml:space="preserve">Năm tinh chỉnh vận hành được thực hiện sau khi đăng ký và được công bố ở đây để minh bạch; không có sai lệch nào thay đổi các giả thuyết đã đăng ký, mô hình ba cấp chính, hoặc kế hoạch phân tích. Thứ nhất, biến điều tiết ICRV được tái đặc tả từ phương án sáu cấp thứ tự đã đăng ký sang mã hóa neo theo WGI Pháp quyền báo cáo trong Mục 2 (Mã I, II, III, FR, SIDS), và bổ sung phân loại đa quốc gia (MX) cho các mẫu gộp trải dài hai hay nhiều chế độ mà không có một chế độ đơn quốc gia nào đóng góp ít nhất 60% của mẫu; giao thức đã đăng ký gộp các nghiên cứu đa quốc gia vào mã thị trường mới nổi. Thứ hai, biến điều tiết DPL được tái đặc tả từ các phân bin năm công bố đã đăng ký (trước 2000 / 2000–2009 / 2010–2026) sang cấu trúc Precede/Span/Follow theo giai đoạn dữ liệu, neo trên điểm uốn năng suất số 2009 (Mục 2.3), vận hành hóa trực tiếp hơn logic đường cong J nền tảng. Thứ ba, các chẩn đoán thiên lệch công bố, được lên kế hoạch trong tiền đăng ký như phân tích robustness, được báo cáo như giả thuyết có nhãn (H4) vì biên độ điều chỉnh trim-and-fill trở thành phát hiện chính. Thứ tư, giao thức độ tin cậy giữa các coder đã đăng ký (Mục 8.3 của tiền đăng ký: mẫu phụ 20% mã đôi với Cohen's</w:t>
       </w:r>
       <w:r>
         <w:t xml:space="preserve"> </w:t>
@@ -2670,7 +2670,20 @@
         </m:r>
       </m:oMath>
       <w:r>
-        <w:t xml:space="preserve">) đã không được thực hiện như đăng ký: không có coder độc lập thứ hai, nên trích xuất và mã hóa biến điều tiết do một coder thực hiện (tác giả thứ nhất). Vì vậy, không có thống kê độ tin cậy giữa các coder được báo cáo; chất lượng mã hóa được hỗ trợ bằng hiệu chuẩn giao thức và xác minh nhập kép (Mục 3.3.2), và kiểm tra độ tin cậy mã đôi là ưu tiên tuyên bố cho phần mở rộng tìm kiếm chính thức đã lên kế hoạch. Codebook trích xuất đi kèm dữ liệu (v1.1) ghi lại mã hóa thực tế áp dụng; phương án v1.0 đã đăng ký vẫn được giữ trong bản ghi OSF đóng băng.</w:t>
+        <w:t xml:space="preserve">) đã không được thực hiện như đăng ký: không có coder độc lập thứ hai, nên trích xuất và mã hóa biến điều tiết do một coder thực hiện (tác giả thứ nhất). Vì vậy, không có thống kê độ tin cậy giữa các coder được báo cáo; chất lượng mã hóa được hỗ trợ bằng hiệu chuẩn giao thức và xác minh nhập kép (Mục 3.3.2), và kiểm tra độ tin cậy mã đôi là ưu tiên tuyên bố cho phần mở rộng tìm kiếm chính thức đã lên kế hoạch.</w:t>
+      </w:r>
+      <w:r>
+        <w:t xml:space="preserve"> </w:t>
+      </w:r>
+      <w:r>
+        <w:rPr>
+          <w:bCs/>
+          <w:b/>
+        </w:rPr>
+        <w:t xml:space="preserve">Thứ năm</w:t>
+      </w:r>
+      <w:r>
+        <w:t xml:space="preserve">, kiểm định nhạy cảm drop-Frontier trên ICRV (báo cáo §4.3) và việc hạn chế construct-validity của moderation cDAI ở mẫu phụ Span+Follow (báo cáo §4.4) được bổ sung khi nhận thấy đặc điểm dữ liệu trong giai đoạn phân tích; cả hai được trình bày song song với các kiểm định tiền đăng ký toàn mẫu để minh bạch, với các kiểm định post-hoc được diễn giải như chẩn đoán xác nhận chứ không phải phát hiện chính. Codebook trích xuất đi kèm dữ liệu (v1.1) ghi lại mã hóa thực tế áp dụng; phương án v1.0 đã đăng ký vẫn được giữ trong bản ghi OSF đóng băng.</w:t>
       </w:r>
     </w:p>
     <w:bookmarkEnd w:id="33"/>
@@ -4362,7 +4375,7 @@
         <w:t xml:space="preserve"> </w:t>
       </w:r>
       <w:r>
-        <w:t xml:space="preserve">+ 10 theo Rosenthal, 1991).</w:t>
+        <w:t xml:space="preserve">+ 10 theo Rosenthal, 1991). Trim-and-fill được biết là hiệu chỉnh quá mức trong điều kiện dị biệt cao (Terrin et al., 2003); chúng tôi vì vậy diễn giải ước lượng đã hiệu chỉnh của nó như</w:t>
       </w:r>
       <w:r>
         <w:t xml:space="preserve"> </w:t>
@@ -4372,13 +4385,13 @@
           <w:bCs/>
           <w:b/>
         </w:rPr>
-        <w:t xml:space="preserve">Meta-regression PET-PEESE</w:t>
-      </w:r>
-      <w:r>
-        <w:t xml:space="preserve"> </w:t>
-      </w:r>
-      <w:r>
-        <w:t xml:space="preserve">(Stanley &amp; Doucouliagos, 2014) bổ sung được áp dụng như hiệu chỉnh dựa trên mô hình. Đặc tả kiểm định chi tiết trong</w:t>
+        <w:t xml:space="preserve">giới hạn trên</w:t>
+      </w:r>
+      <w:r>
+        <w:t xml:space="preserve"> </w:t>
+      </w:r>
+      <w:r>
+        <w:t xml:space="preserve">(upper-bound) của mức suy giảm chứ không phải ước lượng điểm của hiệu ứng quần thể thực. Đặc tả kiểm định chi tiết trong</w:t>
       </w:r>
       <w:r>
         <w:t xml:space="preserve"> </w:t>
@@ -6509,55 +6522,16 @@
       </w:pPr>
       <w:r>
         <w:rPr>
-          <w:iCs/>
-          <w:i/>
-        </w:rPr>
-        <w:t xml:space="preserve">Q</w:t>
-      </w:r>
-      <w:r>
-        <w:t xml:space="preserve">_M(ICRV) = 17.35 (</w:t>
-      </w:r>
-      <w:r>
-        <w:rPr>
-          <w:iCs/>
-          <w:i/>
-        </w:rPr>
-        <w:t xml:space="preserve">df</w:t>
-      </w:r>
-      <w:r>
-        <w:t xml:space="preserve"> </w:t>
-      </w:r>
-      <w:r>
-        <w:t xml:space="preserve">= 4,</w:t>
-      </w:r>
-      <w:r>
-        <w:t xml:space="preserve"> </w:t>
-      </w:r>
-      <w:r>
-        <w:rPr>
-          <w:iCs/>
-          <w:i/>
-        </w:rPr>
-        <w:t xml:space="preserve">p</w:t>
-      </w:r>
-      <w:r>
-        <w:t xml:space="preserve"> </w:t>
-      </w:r>
-      <w:r>
-        <w:t xml:space="preserve">= .002). H1 nhận</w:t>
-      </w:r>
-      <w:r>
-        <w:t xml:space="preserve"> </w:t>
-      </w:r>
-      <w:r>
-        <w:rPr>
           <w:bCs/>
           <w:b/>
         </w:rPr>
-        <w:t xml:space="preserve">hỗ trợ yếu</w:t>
-      </w:r>
-      <w:r>
-        <w:t xml:space="preserve">: kiểm định omnibus giữa các chế độ trên toàn mẫu có ý nghĩa, nhưng được tạo ra gần như hoàn toàn bởi một ô Frontier nhỏ, hiệu ứng cao (FR,</w:t>
+        <w:t xml:space="preserve">H1 không được ủng hộ vững chắc.</w:t>
+      </w:r>
+      <w:r>
+        <w:t xml:space="preserve"> </w:t>
+      </w:r>
+      <w:r>
+        <w:t xml:space="preserve">Kiểm định tiền đăng ký giữa các chế độ trên bốn chế độ lõi đông dữ liệu (I/II/III/MX,</w:t>
       </w:r>
       <w:r>
         <w:t xml:space="preserve"> </w:t>
@@ -6573,7 +6547,10 @@
         <w:t xml:space="preserve"> </w:t>
       </w:r>
       <w:r>
-        <w:t xml:space="preserve">= 3). Một kiểm định nhạy cảm drop-FR trên bốn chế độ lõi đông dữ liệu (I/II/III/MX) đưa omnibus về không có ý nghĩa (</w:t>
+        <w:t xml:space="preserve">= 285) cho</w:t>
+      </w:r>
+      <w:r>
+        <w:t xml:space="preserve"> </w:t>
       </w:r>
       <w:r>
         <w:rPr>
@@ -6583,10 +6560,7 @@
         <w:t xml:space="preserve">Q</w:t>
       </w:r>
       <w:r>
-        <w:t xml:space="preserve">_M = 1.49,</w:t>
-      </w:r>
-      <w:r>
-        <w:t xml:space="preserve"> </w:t>
+        <w:t xml:space="preserve">_M = 1.49 (</w:t>
       </w:r>
       <w:r>
         <w:rPr>
@@ -6615,7 +6589,49 @@
         <w:t xml:space="preserve"> </w:t>
       </w:r>
       <w:r>
-        <w:t xml:space="preserve">= .68), thống kê không phân biệt được với các biến điều tiết cDAI và DPL không có ý nghĩa. Điều tiết giữa các chế độ vì vậy</w:t>
+        <w:t xml:space="preserve">= .68), thống kê không phân biệt được với các biến điều tiết cDAI và DPL không có ý nghĩa báo cáo dưới đây. Omnibus toàn mẫu bao gồm cả ô Frontier ba hiệu ứng đạt ý nghĩa thống kê (</w:t>
+      </w:r>
+      <w:r>
+        <w:rPr>
+          <w:iCs/>
+          <w:i/>
+        </w:rPr>
+        <w:t xml:space="preserve">Q</w:t>
+      </w:r>
+      <w:r>
+        <w:t xml:space="preserve">_M = 17.35,</w:t>
+      </w:r>
+      <w:r>
+        <w:t xml:space="preserve"> </w:t>
+      </w:r>
+      <w:r>
+        <w:rPr>
+          <w:iCs/>
+          <w:i/>
+        </w:rPr>
+        <w:t xml:space="preserve">df</w:t>
+      </w:r>
+      <w:r>
+        <w:t xml:space="preserve"> </w:t>
+      </w:r>
+      <w:r>
+        <w:t xml:space="preserve">= 4,</w:t>
+      </w:r>
+      <w:r>
+        <w:t xml:space="preserve"> </w:t>
+      </w:r>
+      <w:r>
+        <w:rPr>
+          <w:iCs/>
+          <w:i/>
+        </w:rPr>
+        <w:t xml:space="preserve">p</w:t>
+      </w:r>
+      <w:r>
+        <w:t xml:space="preserve"> </w:t>
+      </w:r>
+      <w:r>
+        <w:t xml:space="preserve">= .002), nhưng như bảng phụ nhóm cho thấy rõ kết quả này được tạo ra gần như hoàn toàn bởi ô Frontier chứ không phải bởi một gradient thể chế đơn điệu. Các Đề xuất Khám phá định hướng E1a (Tiên tiến lớn nhất) và E1b (Frontier nhỏ nhất)</w:t>
       </w:r>
       <w:r>
         <w:t xml:space="preserve"> </w:t>
@@ -6625,26 +6641,13 @@
           <w:bCs/>
           <w:b/>
         </w:rPr>
-        <w:t xml:space="preserve">không vững</w:t>
-      </w:r>
-      <w:r>
-        <w:t xml:space="preserve">, và các Đề xuất Khám phá định hướng E1a (Tiên tiến lớn nhất) và E1b (Frontier nhỏ nhất)</w:t>
-      </w:r>
-      <w:r>
-        <w:t xml:space="preserve"> </w:t>
-      </w:r>
-      <w:r>
-        <w:rPr>
-          <w:bCs/>
-          <w:b/>
-        </w:rPr>
         <w:t xml:space="preserve">không</w:t>
       </w:r>
       <w:r>
         <w:t xml:space="preserve"> </w:t>
       </w:r>
       <w:r>
-        <w:t xml:space="preserve">được ủng hộ: không có gradient đơn điệu tiên tiến-tới-mới nổi; xem bên dưới.</w:t>
+        <w:t xml:space="preserve">được ủng hộ.</w:t>
       </w:r>
     </w:p>
     <w:p>
@@ -7544,103 +7547,160 @@
         <w:pStyle w:val="BodyText"/>
       </w:pPr>
       <w:r>
-        <w:t xml:space="preserve">Các trung bình phụ nhóm không đơn điệu (</w:t>
-      </w:r>
-      <w:r>
-        <w:rPr>
-          <w:iCs/>
-          <w:i/>
-        </w:rPr>
-        <w:t xml:space="preserve">r̄</w:t>
-      </w:r>
-      <w:r>
-        <w:t xml:space="preserve">[Thấp] = 0.075,</w:t>
-      </w:r>
-      <w:r>
-        <w:t xml:space="preserve"> </w:t>
-      </w:r>
-      <w:r>
-        <w:rPr>
-          <w:iCs/>
-          <w:i/>
-        </w:rPr>
-        <w:t xml:space="preserve">K</w:t>
-      </w:r>
-      <w:r>
-        <w:t xml:space="preserve"> </w:t>
-      </w:r>
-      <w:r>
-        <w:t xml:space="preserve">= 174;</w:t>
-      </w:r>
-      <w:r>
-        <w:t xml:space="preserve"> </w:t>
-      </w:r>
-      <w:r>
-        <w:rPr>
-          <w:iCs/>
-          <w:i/>
-        </w:rPr>
-        <w:t xml:space="preserve">r̄</w:t>
-      </w:r>
-      <w:r>
-        <w:t xml:space="preserve">[Trung bình] = 0.065,</w:t>
-      </w:r>
-      <w:r>
-        <w:t xml:space="preserve"> </w:t>
-      </w:r>
-      <w:r>
-        <w:rPr>
-          <w:iCs/>
-          <w:i/>
-        </w:rPr>
-        <w:t xml:space="preserve">K</w:t>
-      </w:r>
-      <w:r>
-        <w:t xml:space="preserve"> </w:t>
-      </w:r>
-      <w:r>
-        <w:t xml:space="preserve">= 76;</w:t>
-      </w:r>
-      <w:r>
-        <w:t xml:space="preserve"> </w:t>
-      </w:r>
-      <w:r>
-        <w:rPr>
-          <w:iCs/>
-          <w:i/>
-        </w:rPr>
-        <w:t xml:space="preserve">r̄</w:t>
-      </w:r>
-      <w:r>
-        <w:t xml:space="preserve">[Cao] = 0.091,</w:t>
-      </w:r>
-      <w:r>
-        <w:t xml:space="preserve"> </w:t>
-      </w:r>
-      <w:r>
-        <w:rPr>
-          <w:iCs/>
-          <w:i/>
-        </w:rPr>
-        <w:t xml:space="preserve">K</w:t>
-      </w:r>
-      <w:r>
-        <w:t xml:space="preserve"> </w:t>
-      </w:r>
-      <w:r>
-        <w:t xml:space="preserve">= 38; bảng đầy đủ trong</w:t>
-      </w:r>
-      <w:r>
-        <w:t xml:space="preserve"> </w:t>
-      </w:r>
-      <w:r>
         <w:rPr>
           <w:bCs/>
           <w:b/>
         </w:rPr>
+        <w:t xml:space="preserve">Rào đón construct-validity cho kiểm định toàn mẫu.</w:t>
+      </w:r>
+      <w:r>
+        <w:t xml:space="preserve"> </w:t>
+      </w:r>
+      <w:r>
+        <w:t xml:space="preserve">Điểm cDAI lấy từ Chỉ số Áp dụng Số của Ngân hàng Thế giới (phiên bản 2016) và Chỉ số Phát triển Số ITU (2017–2026); với các nghiên cứu giai đoạn Precede (năm dữ liệu trung vị ≤ 2008;</w:t>
+      </w:r>
+      <w:r>
+        <w:t xml:space="preserve"> </w:t>
+      </w:r>
+      <w:r>
+        <w:rPr>
+          <w:iCs/>
+          <w:i/>
+        </w:rPr>
+        <w:t xml:space="preserve">K</w:t>
+      </w:r>
+      <w:r>
+        <w:t xml:space="preserve"> </w:t>
+      </w:r>
+      <w:r>
+        <w:t xml:space="preserve">= 100) cDAI được chiếu ngược qua một giai đoạn mà construct áp dụng số chưa mô tả nền kinh tế quốc gia một cách hợp lệ. Mẫu phụ Span+Follow (</w:t>
+      </w:r>
+      <w:r>
+        <w:rPr>
+          <w:iCs/>
+          <w:i/>
+        </w:rPr>
+        <w:t xml:space="preserve">K</w:t>
+      </w:r>
+      <w:r>
+        <w:t xml:space="preserve"> </w:t>
+      </w:r>
+      <w:r>
+        <w:t xml:space="preserve">≈ 188, năm dữ liệu trung vị ≥ 2009) là cửa sổ kiểm định construct-valid. Phân tích hạn chế mẫu phụ không cho thay đổi định tính trong suy luận H3, nhưng kiểm định đã hạn chế vẫn là đặc tả ưu tiên về mặt khái niệm và được báo cáo như kiểm tra nhạy cảm (</w:t>
+      </w:r>
+      <w:r>
+        <w:rPr>
+          <w:bCs/>
+          <w:b/>
+        </w:rPr>
         <w:t xml:space="preserve">Supp-T2</w:t>
       </w:r>
       <w:r>
+        <w:t xml:space="preserve">). Chúng tôi giữ lại kết quả toàn mẫu làm headline chỉ vì tiền đăng ký đã chỉ định nó.</w:t>
+      </w:r>
+    </w:p>
+    <w:p>
+      <w:pPr>
+        <w:pStyle w:val="BodyText"/>
+      </w:pPr>
+      <w:r>
+        <w:t xml:space="preserve">Các trung bình phụ nhóm không đơn điệu (</w:t>
+      </w:r>
+      <w:r>
+        <w:rPr>
+          <w:iCs/>
+          <w:i/>
+        </w:rPr>
+        <w:t xml:space="preserve">r̄</w:t>
+      </w:r>
+      <w:r>
+        <w:t xml:space="preserve">[Thấp] = 0.075,</w:t>
+      </w:r>
+      <w:r>
+        <w:t xml:space="preserve"> </w:t>
+      </w:r>
+      <w:r>
+        <w:rPr>
+          <w:iCs/>
+          <w:i/>
+        </w:rPr>
+        <w:t xml:space="preserve">K</w:t>
+      </w:r>
+      <w:r>
+        <w:t xml:space="preserve"> </w:t>
+      </w:r>
+      <w:r>
+        <w:t xml:space="preserve">= 174;</w:t>
+      </w:r>
+      <w:r>
+        <w:t xml:space="preserve"> </w:t>
+      </w:r>
+      <w:r>
+        <w:rPr>
+          <w:iCs/>
+          <w:i/>
+        </w:rPr>
+        <w:t xml:space="preserve">r̄</w:t>
+      </w:r>
+      <w:r>
+        <w:t xml:space="preserve">[Trung bình] = 0.065,</w:t>
+      </w:r>
+      <w:r>
+        <w:t xml:space="preserve"> </w:t>
+      </w:r>
+      <w:r>
+        <w:rPr>
+          <w:iCs/>
+          <w:i/>
+        </w:rPr>
+        <w:t xml:space="preserve">K</w:t>
+      </w:r>
+      <w:r>
+        <w:t xml:space="preserve"> </w:t>
+      </w:r>
+      <w:r>
+        <w:t xml:space="preserve">= 76;</w:t>
+      </w:r>
+      <w:r>
+        <w:t xml:space="preserve"> </w:t>
+      </w:r>
+      <w:r>
+        <w:rPr>
+          <w:iCs/>
+          <w:i/>
+        </w:rPr>
+        <w:t xml:space="preserve">r̄</w:t>
+      </w:r>
+      <w:r>
+        <w:t xml:space="preserve">[Cao] = 0.091,</w:t>
+      </w:r>
+      <w:r>
+        <w:t xml:space="preserve"> </w:t>
+      </w:r>
+      <w:r>
+        <w:rPr>
+          <w:iCs/>
+          <w:i/>
+        </w:rPr>
+        <w:t xml:space="preserve">K</w:t>
+      </w:r>
+      <w:r>
+        <w:t xml:space="preserve"> </w:t>
+      </w:r>
+      <w:r>
+        <w:t xml:space="preserve">= 38; bảng đầy đủ trong</w:t>
+      </w:r>
+      <w:r>
+        <w:t xml:space="preserve"> </w:t>
+      </w:r>
+      <w:r>
+        <w:rPr>
+          <w:bCs/>
+          <w:b/>
+        </w:rPr>
+        <w:t xml:space="preserve">Supp-T2</w:t>
+      </w:r>
+      <w:r>
         <w:t xml:space="preserve">). Cả ba trung bình phụ nhóm đều có ý nghĩa riêng lẻ (</w:t>
       </w:r>
       <w:r>
@@ -7709,7 +7769,7 @@
         <w:t xml:space="preserve"> </w:t>
       </w:r>
       <w:r>
-        <w:t xml:space="preserve">= .469). Thứ tự không đơn điệu (Thấp &gt; Trung bình &lt; Cao) và omnibus không có ý nghĩa không ủng hộ gradient tuyến tính dương được dự đoán. Tương tác cDAI × DPL không thể ước lượng đáng tin cậy do hiệu ứng chính không có ý nghĩa; một mẫu lớn hơn với độ phân giải cDAI tinh hơn cần thiết để kiểm định giả thuyết gradient CDCM. H3 không được ủng hộ: áp dụng số cấp quốc gia không khuếch đại đáng kể hiệu ứng I-P tổng hợp trong mẫu</w:t>
+        <w:t xml:space="preserve">= .469). Thứ tự không đơn điệu (Thấp &gt; Trung bình &lt; Cao) và omnibus không có ý nghĩa không ủng hộ gradient tuyến tính dương được dự đoán. Tương tác cDAI × DPL không thể ước lượng đáng tin cậy do hiệu ứng chính không có ý nghĩa; một mẫu lớn hơn với độ phân giải cDAI tinh hơn cần thiết để kiểm định giả thuyết gradient. H3 không được ủng hộ: áp dụng số cấp quốc gia không khuếch đại đáng kể hiệu ứng I-P tổng hợp trong mẫu</w:t>
       </w:r>
       <w:r>
         <w:t xml:space="preserve"> </w:t>
@@ -9171,7 +9231,7 @@
         <w:t xml:space="preserve"> </w:t>
       </w:r>
       <w:r>
-        <w:t xml:space="preserve">= 0.069) thống kê không phân biệt được với trung bình Tiên tiến Sáng tạo, trực tiếp trái với thứ tự tiên tiến-trên-mới-nổi mà E1a dự đoán. Ở cấp nghiên cứu sơ cấp, Do và Phan (2025) ghi nhận hệ số DOI tổng hợp âm trên 380 doanh nghiệp WBES Ấn Độ (ước lượng FGLS), với kinh nghiệm quản lý và lãnh đạo top-management nữ là các yếu tố điều tiết dương, một mẫu hình nhất quán với dự đoán CIMT rằng các nguồn lực bù trừ cấp doanh nghiệp một phần bù đắp ma sát thể chế trong các môi trường Mới nổi.</w:t>
+        <w:t xml:space="preserve">= 0.069) thống kê không phân biệt được với trung bình Tiên tiến Sáng tạo, trực tiếp trái với thứ tự tiên tiến-trên-mới-nổi mà E1a dự đoán. Một phân tích nghiên cứu sơ cấp đồng hành bởi nhóm tác giả hiện tại (Do và Phan, 2025) trên 380 doanh nghiệp WBES Ấn Độ ghi nhận hệ số DOI tổng hợp âm với kinh nghiệm quản lý và lãnh đạo top-management nữ là các yếu tố điều tiết dương, một mẫu hình nhất quán với cách diễn giải nguồn-lực-bù-trừ-cấp-doanh-nghiệp được thảo luận trong §5.2; chúng tôi ghi nhận sự chồng lấp này để đánh dấu chứ không che giấu, mối liên kết với chương trình nghiên cứu sơ cấp rộng hơn của chúng tôi.</w:t>
       </w:r>
     </w:p>
     <w:p>
@@ -9444,16 +9504,13 @@
           <w:bCs/>
           <w:b/>
         </w:rPr>
-        <w:t xml:space="preserve">Đóng góp 1: Phân tích tổng hợp I-P đại diện toàn cầu lớn nhất đến nay.</w:t>
-      </w:r>
-      <w:r>
-        <w:t xml:space="preserve"> </w:t>
-      </w:r>
-      <w:r>
-        <w:t xml:space="preserve">MARA ba cấp với</w:t>
-      </w:r>
-      <w:r>
-        <w:t xml:space="preserve"> </w:t>
+        <w:t xml:space="preserve">Đóng góp 1: Phân tách dị biệt I-P ba cấp.</w:t>
+      </w:r>
+      <w:r>
+        <w:t xml:space="preserve"> </w:t>
+      </w:r>
+      <w:r>
+        <w:t xml:space="preserve">Mở rộng cơ sở châu Á-Thái Bình Dương ICBEF 2025 (</w:t>
       </w:r>
       <w:r>
         <w:rPr>
@@ -9466,6 +9523,22 @@
         <w:t xml:space="preserve"> </w:t>
       </w:r>
       <w:r>
+        <w:t xml:space="preserve">= 113) lên</w:t>
+      </w:r>
+      <w:r>
+        <w:t xml:space="preserve"> </w:t>
+      </w:r>
+      <w:r>
+        <w:rPr>
+          <w:iCs/>
+          <w:i/>
+        </w:rPr>
+        <w:t xml:space="preserve">k</w:t>
+      </w:r>
+      <w:r>
+        <w:t xml:space="preserve"> </w:t>
+      </w:r>
+      <w:r>
         <w:t xml:space="preserve">= 238 nghiên cứu từ 49 nền kinh tế (</w:t>
       </w:r>
       <w:r>
@@ -9479,20 +9552,33 @@
         <w:t xml:space="preserve"> </w:t>
       </w:r>
       <w:r>
-        <w:t xml:space="preserve">= 288 hiệu ứng) là tổng hợp định lượng toàn diện nhất của bằng chứng I-P áp dụng mô hình ba cấp, mở rộng cơ sở châu Á-Thái Bình Dương ICBEF 2025 (</w:t>
-      </w:r>
-      <w:r>
-        <w:rPr>
-          <w:iCs/>
-          <w:i/>
-        </w:rPr>
-        <w:t xml:space="preserve">k</w:t>
-      </w:r>
-      <w:r>
-        <w:t xml:space="preserve"> </w:t>
-      </w:r>
-      <w:r>
-        <w:t xml:space="preserve">= 113) thêm 125 nghiên cứu với corpus mã hóa ICRV bao trùm toàn cầu. Mô hình hóa ba cấp phân chia đúng phương sai trong-nghiên-cứu và giữa-nghiên-cứu, và cơ sở</w:t>
+        <w:t xml:space="preserve">= 288 hiệu ứng), MARA ba cấp phân chia đúng phương sai trong-nghiên-cứu và giữa-nghiên-cứu và cho thấy dị biệt thiết kế trong-nghiên-cứu (Cấp 2</w:t>
+      </w:r>
+      <w:r>
+        <w:t xml:space="preserve"> </w:t>
+      </w:r>
+      <w:r>
+        <w:rPr>
+          <w:iCs/>
+          <w:i/>
+        </w:rPr>
+        <w:t xml:space="preserve">I</w:t>
+      </w:r>
+      <w:r>
+        <w:t xml:space="preserve">² = 76.1%) chiếm khoảng sáu lần phần đóng góp giữa các quốc gia (Cấp 3</w:t>
+      </w:r>
+      <w:r>
+        <w:t xml:space="preserve"> </w:t>
+      </w:r>
+      <w:r>
+        <w:rPr>
+          <w:iCs/>
+          <w:i/>
+        </w:rPr>
+        <w:t xml:space="preserve">I</w:t>
+      </w:r>
+      <w:r>
+        <w:t xml:space="preserve">² = 11.8%). Cơ sở</w:t>
       </w:r>
       <w:r>
         <w:t xml:space="preserve"> </w:t>
@@ -9508,7 +9594,7 @@
         <w:t xml:space="preserve"> </w:t>
       </w:r>
       <w:r>
-        <w:t xml:space="preserve">= 0.074 tái lập các ước lượng trước trong khi vẫn vững qua bảy kiểm tra nhạy cảm.</w:t>
+        <w:t xml:space="preserve">= 0.074 tái lập các ước lượng trước và vững qua bảy kiểm tra nhạy cảm. Phát hiện điều tiết thể chế trước đó của Marano et al. (2016) vẫn là tham chiếu canonical; phân tích của chúng tôi không lật ngược nó mà bổ sung phân tách ba cấp và các kiểm định moderator chính thức dưới đây.</w:t>
       </w:r>
     </w:p>
     <w:p>
@@ -9520,13 +9606,16 @@
           <w:bCs/>
           <w:b/>
         </w:rPr>
-        <w:t xml:space="preserve">Đóng góp 2: Kiểm định meta-analytic đầu tiên về các biến điều tiết ICRV, cDAI và DPL.</w:t>
-      </w:r>
-      <w:r>
-        <w:t xml:space="preserve"> </w:t>
-      </w:r>
-      <w:r>
-        <w:t xml:space="preserve">Bài viết này là người đầu tiên kiểm định chính thức chế độ thể chế ICRV, áp dụng số quốc gia (cDAI), và giai đoạn Vòng đời Nghịch lý Số như các biến điều tiết trong MARA ba cấp. Omnibus ICRV toàn mẫu có ý nghĩa (</w:t>
+        <w:t xml:space="preserve">Đóng góp 2: Kiểm định moderator tiền đăng ký về ICRV, cDAI và DPL.</w:t>
+      </w:r>
+      <w:r>
+        <w:t xml:space="preserve"> </w:t>
+      </w:r>
+      <w:r>
+        <w:t xml:space="preserve">Đây là kiểm định chính thức đầu tiên về ba moderator này trong một MARA ba cấp. Cả ba đều cho kết quả không có ý nghĩa hoặc yếu: chế độ lõi ICRV</w:t>
+      </w:r>
+      <w:r>
+        <w:t xml:space="preserve"> </w:t>
       </w:r>
       <w:r>
         <w:rPr>
@@ -9536,10 +9625,7 @@
         <w:t xml:space="preserve">Q</w:t>
       </w:r>
       <w:r>
-        <w:t xml:space="preserve">_M = 17.35,</w:t>
-      </w:r>
-      <w:r>
-        <w:t xml:space="preserve"> </w:t>
+        <w:t xml:space="preserve">_M = 1.49 (</w:t>
       </w:r>
       <w:r>
         <w:rPr>
@@ -9552,7 +9638,7 @@
         <w:t xml:space="preserve"> </w:t>
       </w:r>
       <w:r>
-        <w:t xml:space="preserve">= .002), nhưng kiểm định nhạy cảm drop-FR cho thấy điều này dựa hoàn toàn vào ô Frontier 3 nghiên cứu (chế độ lõi</w:t>
+        <w:t xml:space="preserve">= .68); cDAI</w:t>
       </w:r>
       <w:r>
         <w:t xml:space="preserve"> </w:t>
@@ -9565,10 +9651,7 @@
         <w:t xml:space="preserve">Q</w:t>
       </w:r>
       <w:r>
-        <w:t xml:space="preserve">_M = 1.49,</w:t>
-      </w:r>
-      <w:r>
-        <w:t xml:space="preserve"> </w:t>
+        <w:t xml:space="preserve">_M = 1.23 (</w:t>
       </w:r>
       <w:r>
         <w:rPr>
@@ -9581,7 +9664,33 @@
         <w:t xml:space="preserve"> </w:t>
       </w:r>
       <w:r>
-        <w:t xml:space="preserve">= .68); H1 vì vậy nhận hỗ trợ yếu, không vững. Các đề xuất gradient định hướng (E1a/E1b) và các giả thuyết cDAI và DPL (H2, H3) cũng không được xác nhận dưới kiểm định giữa các nhóm nghiêm ngặt. Các kết quả này định nghĩa các giới hạn có ý nghĩa lý thuyết: mẫu</w:t>
+        <w:t xml:space="preserve">= .541); DPL</w:t>
+      </w:r>
+      <w:r>
+        <w:t xml:space="preserve"> </w:t>
+      </w:r>
+      <w:r>
+        <w:rPr>
+          <w:iCs/>
+          <w:i/>
+        </w:rPr>
+        <w:t xml:space="preserve">Q</w:t>
+      </w:r>
+      <w:r>
+        <w:t xml:space="preserve">_M = 0.56 (</w:t>
+      </w:r>
+      <w:r>
+        <w:rPr>
+          <w:iCs/>
+          <w:i/>
+        </w:rPr>
+        <w:t xml:space="preserve">p</w:t>
+      </w:r>
+      <w:r>
+        <w:t xml:space="preserve"> </w:t>
+      </w:r>
+      <w:r>
+        <w:t xml:space="preserve">= .755). Các kết quả không có ý nghĩa này định nghĩa giới hạn có ý nghĩa lý thuyết chứ không xác nhận moderation thực chất: mẫu</w:t>
       </w:r>
       <w:r>
         <w:t xml:space="preserve"> </w:t>
@@ -9597,7 +9706,7 @@
         <w:t xml:space="preserve"> </w:t>
       </w:r>
       <w:r>
-        <w:t xml:space="preserve">= 238 thiếu đủ biến thiên giữa các chế độ trong các ô chẩn đoán (đặc biệt Frontier/SIDS,</w:t>
+        <w:t xml:space="preserve">= 238 thiếu biến thiên giữa các chế độ đủ trong các ô chẩn đoán (Frontier</w:t>
       </w:r>
       <w:r>
         <w:t xml:space="preserve"> </w:t>
@@ -9613,7 +9722,7 @@
         <w:t xml:space="preserve"> </w:t>
       </w:r>
       <w:r>
-        <w:t xml:space="preserve">= 3; Trên Trung bình,</w:t>
+        <w:t xml:space="preserve">= 3; Trên Trung bình</w:t>
       </w:r>
       <w:r>
         <w:t xml:space="preserve"> </w:t>
@@ -9629,7 +9738,39 @@
         <w:t xml:space="preserve"> </w:t>
       </w:r>
       <w:r>
-        <w:t xml:space="preserve">= 25) để phân xử gradient CIMT, và giai đoạn cDAI và DPL không giải thích dị biệt giữa các nghiên cứu trong cơ sở dữ liệu làm việc hiện tại. Các sao chép tìm kiếm chính thức trong tương lai với lấy mẫu cấp chế độ có mục tiêu nên kiểm định xem gradient có xuất hiện với đại diện giữa các chế độ phong phú hơn hay không.</w:t>
+        <w:t xml:space="preserve">= 25; SIDS</w:t>
+      </w:r>
+      <w:r>
+        <w:t xml:space="preserve"> </w:t>
+      </w:r>
+      <w:r>
+        <w:rPr>
+          <w:iCs/>
+          <w:i/>
+        </w:rPr>
+        <w:t xml:space="preserve">K</w:t>
+      </w:r>
+      <w:r>
+        <w:t xml:space="preserve"> </w:t>
+      </w:r>
+      <w:r>
+        <w:t xml:space="preserve">= 0). Cách diễn giải</w:t>
+      </w:r>
+      <w:r>
+        <w:t xml:space="preserve"> </w:t>
+      </w:r>
+      <w:r>
+        <w:rPr>
+          <w:iCs/>
+          <w:i/>
+        </w:rPr>
+        <w:t xml:space="preserve">Bất tương thích Năng lực, Bối cảnh</w:t>
+      </w:r>
+      <w:r>
+        <w:t xml:space="preserve"> </w:t>
+      </w:r>
+      <w:r>
+        <w:t xml:space="preserve">(Capability-Context Mismatch) — rằng bối cảnh số vĩ mô là vô hiệu nếu thiếu năng lực số cấp doanh nghiệp để chuyển hóa nó — nhất quán với kết quả cDAI không có ý nghĩa, nhưng được đề xuất như một mệnh đề hậu nghiệm cho sao chép xác nhận chứ không phải phát hiện của nghiên cứu này.</w:t>
       </w:r>
     </w:p>
     <w:p>
@@ -9641,13 +9782,32 @@
           <w:bCs/>
           <w:b/>
         </w:rPr>
-        <w:t xml:space="preserve">Đóng góp 3: Thiên lệch công bố đáng kể được xác định.</w:t>
-      </w:r>
-      <w:r>
-        <w:t xml:space="preserve"> </w:t>
-      </w:r>
-      <w:r>
-        <w:t xml:space="preserve">Ước lượng đã hiệu chỉnh trim-and-fill (</w:t>
+        <w:t xml:space="preserve">Đóng góp 3: Lượng hóa mức suy giảm do thiên lệch công bố.</w:t>
+      </w:r>
+      <w:r>
+        <w:t xml:space="preserve"> </w:t>
+      </w:r>
+      <w:r>
+        <w:t xml:space="preserve">Trim-and-fill ước lệ</w:t>
+      </w:r>
+      <w:r>
+        <w:t xml:space="preserve"> </w:t>
+      </w:r>
+      <w:r>
+        <w:rPr>
+          <w:iCs/>
+          <w:i/>
+        </w:rPr>
+        <w:t xml:space="preserve">k</w:t>
+      </w:r>
+      <w:r>
+        <w:t xml:space="preserve"> </w:t>
+      </w:r>
+      <w:r>
+        <w:t xml:space="preserve">= 58 nghiên cứu thiếu bên trái và cho</w:t>
+      </w:r>
+      <w:r>
+        <w:t xml:space="preserve"> </w:t>
       </w:r>
       <w:r>
         <w:rPr>
@@ -9660,23 +9820,23 @@
         <w:t xml:space="preserve"> </w:t>
       </w:r>
       <w:r>
-        <w:t xml:space="preserve">= 0.035,</w:t>
-      </w:r>
-      <w:r>
-        <w:t xml:space="preserve"> </w:t>
-      </w:r>
-      <w:r>
-        <w:rPr>
-          <w:iCs/>
-          <w:i/>
-        </w:rPr>
-        <w:t xml:space="preserve">k</w:t>
-      </w:r>
-      <w:r>
-        <w:t xml:space="preserve"> </w:t>
-      </w:r>
-      <w:r>
-        <w:t xml:space="preserve">= 58 nghiên cứu ước lệ) và Begg's</w:t>
+        <w:t xml:space="preserve">= 0.035 [.023, .048], mức suy giảm khoảng 53% so với</w:t>
+      </w:r>
+      <w:r>
+        <w:t xml:space="preserve"> </w:t>
+      </w:r>
+      <w:r>
+        <w:rPr>
+          <w:iCs/>
+          <w:i/>
+        </w:rPr>
+        <w:t xml:space="preserve">r</w:t>
+      </w:r>
+      <w:r>
+        <w:t xml:space="preserve"> </w:t>
+      </w:r>
+      <w:r>
+        <w:t xml:space="preserve">thô = 0.074; Begg's</w:t>
       </w:r>
       <w:r>
         <w:t xml:space="preserve"> </w:t>
@@ -9703,7 +9863,67 @@
         <w:t xml:space="preserve"> </w:t>
       </w:r>
       <w:r>
-        <w:t xml:space="preserve">= .0007) cùng cho thấy tài liệu I-P có thiên lệch công bố dương đáng kể. Hiệu ứng tổng hợp thô (</w:t>
+        <w:t xml:space="preserve">&lt; .001) và Egger's</w:t>
+      </w:r>
+      <w:r>
+        <w:t xml:space="preserve"> </w:t>
+      </w:r>
+      <w:r>
+        <w:rPr>
+          <w:iCs/>
+          <w:i/>
+        </w:rPr>
+        <w:t xml:space="preserve">p</w:t>
+      </w:r>
+      <w:r>
+        <w:t xml:space="preserve"> </w:t>
+      </w:r>
+      <w:r>
+        <w:t xml:space="preserve">= .057 ở vùng ranh giới. Vì trim-and-fill được biết là hiệu chỉnh quá mức dưới điều kiện dị biệt cao (</w:t>
+      </w:r>
+      <w:r>
+        <w:rPr>
+          <w:iCs/>
+          <w:i/>
+        </w:rPr>
+        <w:t xml:space="preserve">I</w:t>
+      </w:r>
+      <w:r>
+        <w:t xml:space="preserve">² = 87.8% ở đây), chúng tôi diễn giải con số 53% như ước lượng</w:t>
+      </w:r>
+      <w:r>
+        <w:t xml:space="preserve"> </w:t>
+      </w:r>
+      <w:r>
+        <w:rPr>
+          <w:bCs/>
+          <w:b/>
+        </w:rPr>
+        <w:t xml:space="preserve">giới hạn trên</w:t>
+      </w:r>
+      <w:r>
+        <w:t xml:space="preserve"> </w:t>
+      </w:r>
+      <w:r>
+        <w:t xml:space="preserve">của mức phồng do chọn lọc chứ không phải ước lượng điểm.</w:t>
+      </w:r>
+    </w:p>
+    <w:p>
+      <w:pPr>
+        <w:pStyle w:val="BodyText"/>
+      </w:pPr>
+      <w:r>
+        <w:rPr>
+          <w:bCs/>
+          <w:b/>
+        </w:rPr>
+        <w:t xml:space="preserve">Một nghịch lý cấp lĩnh vực mà bài viết không giải quyết.</w:t>
+      </w:r>
+      <w:r>
+        <w:t xml:space="preserve"> </w:t>
+      </w:r>
+      <w:r>
+        <w:t xml:space="preserve">Ước lượng đã hiệu chỉnh thiên lệch (</w:t>
       </w:r>
       <w:r>
         <w:rPr>
@@ -9716,7 +9936,10 @@
         <w:t xml:space="preserve"> </w:t>
       </w:r>
       <w:r>
-        <w:t xml:space="preserve">= 0.074) có thể phóng đại hiệu ứng nhân quả trung bình thực khoảng 50–100%, với ước lượng đã hiệu chỉnh thiên lệch (</w:t>
+        <w:t xml:space="preserve">≈ .035, dưới ngưỡng "nhỏ" Cohen .10) đặt ra một câu hỏi nền tảng cho chương trình kiểm định moderator mà bài viết này thực hiện: nếu bốn thập kỷ bằng chứng I-P tích lũy bị phồng đáng kể bởi chọn lọc công bố, thì cả các phát hiện canonical chữ-U-ngược/I-P-dương mà phần lý thuyết kế thừa (Lu &amp; Beamish, 2004; Hitt et al., 1997; Marano et al., 2016) và mức hiệu ứng tối thiểu mà công lực moderator nên được hiệu chuẩn theo đều đặt trên nền tảng thực nghiệm mỏng hơn so với tài liệu thừa nhận. Hai hàm ý theo sau mà bài viết chỉ có thể surface, không giải quyết. Thứ nhất, phát hiện moderator giữa các nghiên cứu trong tài liệu này đòi hỏi công lực được hiệu chuẩn theo</w:t>
+      </w:r>
+      <w:r>
+        <w:t xml:space="preserve"> </w:t>
       </w:r>
       <w:r>
         <w:rPr>
@@ -9729,7 +9952,39 @@
         <w:t xml:space="preserve"> </w:t>
       </w:r>
       <w:r>
-        <w:t xml:space="preserve">= 0.035) cung cấp giới hạn dưới thận trọng. Phát hiện này, từ MARA ba cấp toàn diện toàn cầu nhất của I-P đến nay, là đóng góp lý thuyết khả thi nhất: nó cho thấy "quan hệ I-P dương" được trích dẫn rộng rãi trong tài liệu IB một phần là artifact của công bố chọn lọc chứ không phải hiện tượng vững.</w:t>
+        <w:t xml:space="preserve">≈ .035 thay vì</w:t>
+      </w:r>
+      <w:r>
+        <w:t xml:space="preserve"> </w:t>
+      </w:r>
+      <w:r>
+        <w:rPr>
+          <w:iCs/>
+          <w:i/>
+        </w:rPr>
+        <w:t xml:space="preserve">r</w:t>
+      </w:r>
+      <w:r>
+        <w:t xml:space="preserve"> </w:t>
+      </w:r>
+      <w:r>
+        <w:t xml:space="preserve">≈ .07–.10, làm tăng đáng kể ngưỡng</w:t>
+      </w:r>
+      <w:r>
+        <w:t xml:space="preserve"> </w:t>
+      </w:r>
+      <w:r>
+        <w:rPr>
+          <w:iCs/>
+          <w:i/>
+        </w:rPr>
+        <w:t xml:space="preserve">k</w:t>
+      </w:r>
+      <w:r>
+        <w:t xml:space="preserve"> </w:t>
+      </w:r>
+      <w:r>
+        <w:t xml:space="preserve">cho các kiểm định moderator có công lực đầy đủ vượt ra ngoài các corpus hiện tại. Thứ hai, các phân tích tổng hợp I-P tương lai nên báo cáo ước lượng tổng hợp đã hiệu chỉnh thiên lệch như suy luận chính và xử lý ước lượng thô chỉ là mô tả. Chúng tôi định nghĩa bài viết này như ghi nhận nghịch lý này; giải quyết nó là cam kết chương trình nghiên cứu vượt khuôn khổ một bài báo đơn lẻ.</w:t>
       </w:r>
     </w:p>
     <w:bookmarkEnd w:id="71"/>
@@ -9747,132 +10002,81 @@
         <w:pStyle w:val="FirstParagraph"/>
       </w:pPr>
       <w:r>
-        <w:t xml:space="preserve">Việc không xác nhận ba biến điều tiết được giả thuyết hạn chế các kết luận quy phạm mạnh về chế độ thể chế hoặc bối cảnh số, nhưng phát hiện cơ sở và kết quả thiên lệch công bố mang ý nghĩa thực tế.</w:t>
-      </w:r>
-    </w:p>
-    <w:p>
-      <w:pPr>
-        <w:pStyle w:val="BodyText"/>
-      </w:pPr>
+        <w:t xml:space="preserve">Ba hàm ý theo sau trong các giới hạn được đặt bởi nghịch lý của §5.2. Vì hiệu ứng đã hiệu chỉnh thiên lệch (</w:t>
+      </w:r>
+      <w:r>
+        <w:rPr>
+          <w:iCs/>
+          <w:i/>
+        </w:rPr>
+        <w:t xml:space="preserve">r</w:t>
+      </w:r>
+      <w:r>
+        <w:t xml:space="preserve"> </w:t>
+      </w:r>
+      <w:r>
+        <w:t xml:space="preserve">≈ .035) ngồi dưới ngưỡng "nhỏ" Cohen và các moderator của chúng tôi không lựa chọn vững chắc các môi trường nơi hiệu ứng lớn hơn, các hàm ý này có giới hạn chứ không phải quy phạm.</w:t>
+      </w:r>
+      <w:r>
+        <w:t xml:space="preserve"> </w:t>
+      </w:r>
       <w:r>
         <w:rPr>
           <w:bCs/>
           <w:b/>
         </w:rPr>
-        <w:t xml:space="preserve">Đối với các doanh nghiệp trong mọi bối cảnh thể chế:</w:t>
-      </w:r>
-      <w:r>
-        <w:t xml:space="preserve"> </w:t>
-      </w:r>
-      <w:r>
-        <w:t xml:space="preserve">Cơ sở đã hiệu chỉnh thiên lệch (</w:t>
-      </w:r>
-      <w:r>
-        <w:rPr>
-          <w:iCs/>
-          <w:i/>
-        </w:rPr>
-        <w:t xml:space="preserve">r</w:t>
-      </w:r>
-      <w:r>
-        <w:t xml:space="preserve"> </w:t>
-      </w:r>
-      <w:r>
-        <w:t xml:space="preserve">= 0.035) thay vì</w:t>
-      </w:r>
-      <w:r>
-        <w:t xml:space="preserve"> </w:t>
-      </w:r>
-      <w:r>
-        <w:rPr>
-          <w:iCs/>
-          <w:i/>
-        </w:rPr>
-        <w:t xml:space="preserve">r</w:t>
-      </w:r>
-      <w:r>
-        <w:t xml:space="preserve"> </w:t>
-      </w:r>
-      <w:r>
-        <w:t xml:space="preserve">thô = 0.074 là ước lượng tốt hơn cho lợi nhuận hiệu quả trung bình thực từ quốc tế hóa. Các doanh nghiệp kỳ vọng lợi ích năng suất lớn chỉ từ tăng cường xuất khẩu có thể sẽ thất vọng: tài liệu đã công bố báo cáo quá mức các hiệu ứng dương một cách hệ thống. Chiến lược quốc tế hóa nên được dẫn dắt bởi lợi thế cạnh tranh đặc thù của doanh nghiệp và học hỏi đặc thù thị trường, không phải bởi giả định rằng "quốc tế hóa cải thiện hiệu quả" một cách vô điều kiện.</w:t>
-      </w:r>
-    </w:p>
-    <w:p>
-      <w:pPr>
-        <w:pStyle w:val="BodyText"/>
-      </w:pPr>
+        <w:t xml:space="preserve">Đối với các nhà quản lý:</w:t>
+      </w:r>
+      <w:r>
+        <w:t xml:space="preserve"> </w:t>
+      </w:r>
+      <w:r>
+        <w:t xml:space="preserve">quốc tế hóa nên được đánh giá trên logic chiến lược đặc thù doanh nghiệp (đòn bẩy nguồn lực, xây dựng năng lực, đa dạng hóa danh mục thị trường) chứ không phải trên giả định rằng xuất khẩu nâng năng suất trung bình — lợi nhuận trung bình thực chất nhỏ hơn đáng kể so với tài liệu công bố gợi ý.</w:t>
+      </w:r>
+      <w:r>
+        <w:t xml:space="preserve"> </w:t>
+      </w:r>
       <w:r>
         <w:rPr>
           <w:bCs/>
           <w:b/>
         </w:rPr>
-        <w:t xml:space="preserve">Đối với các nhà nghiên cứu:</w:t>
-      </w:r>
-      <w:r>
-        <w:t xml:space="preserve"> </w:t>
-      </w:r>
-      <w:r>
-        <w:t xml:space="preserve">Thiên lệch công bố đáng kể (</w:t>
-      </w:r>
-      <w:r>
-        <w:rPr>
-          <w:iCs/>
-          <w:i/>
-        </w:rPr>
-        <w:t xml:space="preserve">k</w:t>
-      </w:r>
-      <w:r>
-        <w:t xml:space="preserve"> </w:t>
-      </w:r>
-      <w:r>
-        <w:t xml:space="preserve">= 58 ước lệ,</w:t>
-      </w:r>
-      <w:r>
-        <w:t xml:space="preserve"> </w:t>
-      </w:r>
-      <w:r>
-        <w:rPr>
-          <w:iCs/>
-          <w:i/>
-        </w:rPr>
-        <w:t xml:space="preserve">r</w:t>
-      </w:r>
-      <w:r>
-        <w:t xml:space="preserve"> </w:t>
-      </w:r>
-      <w:r>
-        <w:t xml:space="preserve">điều chỉnh = 0.035) là lời kêu gọi cho các nghiên cứu tiền đăng ký với báo cáo giả thuyết không rõ ràng. Thực tiễn công bố trong tài liệu I-P, nơi các hiệu ứng dương được đại diện quá mức, có thể đang bóp méo hiểu biết của lĩnh vực về khi nào và tại sao quốc tế hóa giúp ích. Tiền đăng ký trên OSF và áp dụng MARA ba cấp với hiệu chỉnh trim-and-fill nên trở thành chuẩn trong các phân tích tổng hợp I-P tương lai.</w:t>
-      </w:r>
-    </w:p>
-    <w:p>
-      <w:pPr>
-        <w:pStyle w:val="BodyText"/>
-      </w:pPr>
+        <w:t xml:space="preserve">Đối với các nhà hoạch định chính sách:</w:t>
+      </w:r>
+      <w:r>
+        <w:t xml:space="preserve"> </w:t>
+      </w:r>
+      <w:r>
+        <w:t xml:space="preserve">khoảng cách Tiên tiến-Mới nổi ICRV không có ý nghĩa (</w:t>
+      </w:r>
+      <w:r>
+        <w:rPr>
+          <w:iCs/>
+          <w:i/>
+        </w:rPr>
+        <w:t xml:space="preserve">r̄</w:t>
+      </w:r>
+      <w:r>
+        <w:t xml:space="preserve"> </w:t>
+      </w:r>
+      <w:r>
+        <w:t xml:space="preserve">= 0.079 so với 0.069) không biện minh việc xử lý chất lượng thể chế như đòn bẩy chính cho năng suất do xuất khẩu dẫn dắt; thiết kế xúc tiến xuất khẩu nên cân nhắc chương trình năng lực cấp doanh nghiệp (công nghệ và quản lý) song song với cải cách thể chế.</w:t>
+      </w:r>
+      <w:r>
+        <w:t xml:space="preserve"> </w:t>
+      </w:r>
       <w:r>
         <w:rPr>
           <w:bCs/>
           <w:b/>
         </w:rPr>
-        <w:t xml:space="preserve">Đối với các nhà hoạch định chính sách:</w:t>
-      </w:r>
-      <w:r>
-        <w:t xml:space="preserve"> </w:t>
-      </w:r>
-      <w:r>
-        <w:t xml:space="preserve">Khoảng cách Tiên tiến-Mới nổi ICRV (</w:t>
-      </w:r>
-      <w:r>
-        <w:rPr>
-          <w:iCs/>
-          <w:i/>
-        </w:rPr>
-        <w:t xml:space="preserve">r̄</w:t>
-      </w:r>
-      <w:r>
-        <w:t xml:space="preserve"> </w:t>
-      </w:r>
-      <w:r>
-        <w:t xml:space="preserve">= 0.079 so với 0.069, không có ý nghĩa) không đủ lớn để biện minh chất lượng thể chế là yếu tố quyết định chính của năng suất do xuất khẩu dẫn dắt. Các chương trình xúc tiến xuất khẩu nên nhắm vào năng lực cấp doanh nghiệp (công nghệ, quản lý) ngang bằng với cải cách thể chế, do gradient thể chế-hiệu quả không được xác nhận meta-analytic ở cỡ mẫu hiện tại.</w:t>
+        <w:t xml:space="preserve">Đối với cộng đồng nghiên cứu IB:</w:t>
+      </w:r>
+      <w:r>
+        <w:t xml:space="preserve"> </w:t>
+      </w:r>
+      <w:r>
+        <w:t xml:space="preserve">tiền đăng ký và báo cáo tổng hợp đã hiệu chỉnh thiên lệch nên trở thành chuẩn trong các phân tích tổng hợp I-P tương lai.</w:t>
       </w:r>
     </w:p>
     <w:bookmarkEnd w:id="72"/>
@@ -10285,13 +10489,13 @@
           <w:bCs/>
           <w:b/>
         </w:rPr>
-        <w:t xml:space="preserve">Các ràng buộc suy luận.</w:t>
-      </w:r>
-      <w:r>
-        <w:t xml:space="preserve"> </w:t>
-      </w:r>
-      <w:r>
-        <w:t xml:space="preserve">Năm hạn chế giới hạn các kết luận này. (1) Các kết quả không có ý nghĩa gradient định hướng và cDAI/DPL có thể phản ánh</w:t>
+        <w:t xml:space="preserve">Hướng nghiên cứu tương lai.</w:t>
+      </w:r>
+      <w:r>
+        <w:t xml:space="preserve"> </w:t>
+      </w:r>
+      <w:r>
+        <w:t xml:space="preserve">Ba hướng theo từ các phát hiện moderator không có ý nghĩa. Thứ nhất, tìm kiếm chính thức WoS/Scopus nhắm vào các nền kinh tế Frontier và SIDS sẽ nâng</w:t>
       </w:r>
       <w:r>
         <w:t xml:space="preserve"> </w:t>
@@ -10307,102 +10511,23 @@
         <w:t xml:space="preserve"> </w:t>
       </w:r>
       <w:r>
-        <w:t xml:space="preserve">không đủ trong các ô chế độ chẩn đoán (Frontier</w:t>
-      </w:r>
-      <w:r>
-        <w:t xml:space="preserve"> </w:t>
-      </w:r>
-      <w:r>
-        <w:rPr>
-          <w:iCs/>
-          <w:i/>
-        </w:rPr>
-        <w:t xml:space="preserve">K</w:t>
-      </w:r>
-      <w:r>
-        <w:t xml:space="preserve"> </w:t>
-      </w:r>
-      <w:r>
-        <w:t xml:space="preserve">= 3; Trên Trung bình</w:t>
-      </w:r>
-      <w:r>
-        <w:t xml:space="preserve"> </w:t>
-      </w:r>
-      <w:r>
-        <w:rPr>
-          <w:iCs/>
-          <w:i/>
-        </w:rPr>
-        <w:t xml:space="preserve">K</w:t>
-      </w:r>
-      <w:r>
-        <w:t xml:space="preserve"> </w:t>
-      </w:r>
-      <w:r>
-        <w:t xml:space="preserve">= 25; SIDS</w:t>
-      </w:r>
-      <w:r>
-        <w:t xml:space="preserve"> </w:t>
-      </w:r>
-      <w:r>
-        <w:rPr>
-          <w:iCs/>
-          <w:i/>
-        </w:rPr>
-        <w:t xml:space="preserve">K</w:t>
-      </w:r>
-      <w:r>
-        <w:t xml:space="preserve"> </w:t>
-      </w:r>
-      <w:r>
-        <w:t xml:space="preserve">= 0); một tìm kiếm WoS/Scopus chính thức nhắm vào Frontier/SIDS cần thiết trước khi kết quả không có ý nghĩa gradient có thể được xem là dứt khoát. (2) Dị thường ô Frontier (</w:t>
-      </w:r>
-      <w:r>
-        <w:rPr>
-          <w:iCs/>
-          <w:i/>
-        </w:rPr>
-        <w:t xml:space="preserve">r̄</w:t>
-      </w:r>
-      <w:r>
-        <w:t xml:space="preserve"> </w:t>
-      </w:r>
-      <w:r>
-        <w:t xml:space="preserve">= 0.349 trên</w:t>
-      </w:r>
-      <w:r>
-        <w:t xml:space="preserve"> </w:t>
-      </w:r>
-      <w:r>
-        <w:rPr>
-          <w:iCs/>
-          <w:i/>
-        </w:rPr>
-        <w:t xml:space="preserve">K</w:t>
-      </w:r>
-      <w:r>
-        <w:t xml:space="preserve"> </w:t>
-      </w:r>
-      <w:r>
-        <w:t xml:space="preserve">= 3, với một outlier Iran) cho ước lượng không đáng tin cậy. (3) cDAI được gán ở cấp nghiên cứu qua các điểm WB DAI / ITU DDI quốc gia, năm, không xuất phát từ áp dụng số cấp doanh nghiệp; sai lệch vintage có thể làm yếu điều tiết. (4) Tìm kiếm giới hạn ở các công bố tiếng Anh đại diện không đầy đủ các công trình Trung Quốc, Nhật Bản, Hàn Quốc và Đông Nam Á. (5) Trích xuất một coder và mã hóa biến điều tiết (do coder chính thực hiện) ngăn chặn độ tin cậy giữa các coder chính thức; chất lượng mã hóa được hỗ trợ bằng hiệu chuẩn pilot và xác minh nhập kép (Mục 3.3.2). Kiểm tra độ tin cậy mã đôi là ưu tiên cho phần mở rộng tìm kiếm chính thức đã lên kế hoạch.</w:t>
-      </w:r>
-    </w:p>
-    <w:p>
-      <w:pPr>
-        <w:pStyle w:val="BodyText"/>
-      </w:pPr>
-      <w:r>
-        <w:rPr>
-          <w:bCs/>
-          <w:b/>
-        </w:rPr>
-        <w:t xml:space="preserve">Nghiên cứu tương lai.</w:t>
-      </w:r>
-      <w:r>
-        <w:t xml:space="preserve"> </w:t>
-      </w:r>
-      <w:r>
-        <w:t xml:space="preserve">Ba hướng theo từ các phát hiện biến điều tiết không có ý nghĩa. Thứ nhất, một tìm kiếm hệ thống WoS/Scopus chính thức nhắm vào các nền kinh tế Frontier và SIDS sẽ nâng</w:t>
+        <w:t xml:space="preserve">Frontier từ 3 lên 20–40 hợp lý, cho phép kiểm định giữa các chế độ có công lực. Thứ hai, sao chép tiền đăng ký với phân tích công lực mỗi ô rõ ràng được hiệu chuẩn theo</w:t>
+      </w:r>
+      <w:r>
+        <w:t xml:space="preserve"> </w:t>
+      </w:r>
+      <w:r>
+        <w:rPr>
+          <w:iCs/>
+          <w:i/>
+        </w:rPr>
+        <w:t xml:space="preserve">r</w:t>
+      </w:r>
+      <w:r>
+        <w:t xml:space="preserve"> </w:t>
+      </w:r>
+      <w:r>
+        <w:t xml:space="preserve">≈ .035 trên một corpus</w:t>
       </w:r>
       <w:r>
         <w:t xml:space="preserve"> </w:t>
@@ -10418,52 +10543,7 @@
         <w:t xml:space="preserve"> </w:t>
       </w:r>
       <w:r>
-        <w:t xml:space="preserve">Frontier từ 3 lên khoảng 20–40 hợp lý, cho phép kiểm định giữa các chế độ có ý nghĩa. Thứ hai, một sao chép tiền đăng ký các giả thuyết ICRV/cDAI/DPL với phân tích công lực mỗi ô rõ ràng trên corpus</w:t>
-      </w:r>
-      <w:r>
-        <w:t xml:space="preserve"> </w:t>
-      </w:r>
-      <w:r>
-        <w:rPr>
-          <w:iCs/>
-          <w:i/>
-        </w:rPr>
-        <w:t xml:space="preserve">k</w:t>
-      </w:r>
-      <w:r>
-        <w:t xml:space="preserve"> </w:t>
-      </w:r>
-      <w:r>
-        <w:t xml:space="preserve">≥ 400 sẽ cung cấp kiểm định dứt khoát xem các biến điều tiết này có phát hiện được ở quy mô hay không. Thứ ba, phát hiện thiên lệch công bố (</w:t>
-      </w:r>
-      <w:r>
-        <w:rPr>
-          <w:iCs/>
-          <w:i/>
-        </w:rPr>
-        <w:t xml:space="preserve">k</w:t>
-      </w:r>
-      <w:r>
-        <w:t xml:space="preserve"> </w:t>
-      </w:r>
-      <w:r>
-        <w:t xml:space="preserve">= 58 ước lệ,</w:t>
-      </w:r>
-      <w:r>
-        <w:t xml:space="preserve"> </w:t>
-      </w:r>
-      <w:r>
-        <w:rPr>
-          <w:iCs/>
-          <w:i/>
-        </w:rPr>
-        <w:t xml:space="preserve">r</w:t>
-      </w:r>
-      <w:r>
-        <w:t xml:space="preserve"> </w:t>
-      </w:r>
-      <w:r>
-        <w:t xml:space="preserve">điều chỉnh = 0.035) thúc đẩy kiểm toán dành riêng cho các kết quả I-P chưa công bố, khảo sát các nhà nghiên cứu, tài liệu xám và luận án, để định nghĩa giới hạn hiệu ứng quần thể thực chính xác hơn riêng trim-and-fill.</w:t>
+        <w:t xml:space="preserve">≥ 400 sẽ cung cấp kiểm định moderator dứt khoát. Thứ ba, phát hiện thiên lệch công bố thúc đẩy kiểm toán dành riêng cho các kết quả I-P chưa công bố (khảo sát, tài liệu xám, luận án) để định nghĩa giới hạn hiệu ứng quần thể thực chính xác hơn riêng trim-and-fill (xem §5.4 cho lập luận giới hạn suy luận đầy đủ).</w:t>
       </w:r>
     </w:p>
     <w:p>

--- a/p6/submission/mir_package/01_manuscript_blinded_vi.docx
+++ b/p6/submission/mir_package/01_manuscript_blinded_vi.docx
@@ -17,6 +17,34 @@
       </w:pPr>
       <w:r>
         <w:rPr>
+          <w:bCs/>
+          <w:b/>
+        </w:rPr>
+        <w:t xml:space="preserve">Đỗ Thị Thúy Hương</w:t>
+      </w:r>
+      <w:r>
+        <w:t xml:space="preserve">, Trường Đại học Cần Thơ / Huong Do Thi Thuy</w:t>
+      </w:r>
+      <w:r>
+        <w:t xml:space="preserve"> </w:t>
+      </w:r>
+      <w:r>
+        <w:rPr>
+          <w:bCs/>
+          <w:b/>
+        </w:rPr>
+        <w:t xml:space="preserve">Phan Anh Tú</w:t>
+      </w:r>
+      <w:r>
+        <w:t xml:space="preserve">, Trường Đại học Cần Thơ</w:t>
+      </w:r>
+    </w:p>
+    <w:p>
+      <w:pPr>
+        <w:pStyle w:val="BodyText"/>
+      </w:pPr>
+      <w:r>
+        <w:rPr>
           <w:iCs/>
           <w:i/>
         </w:rPr>
@@ -64,7 +92,7 @@
         <w:t xml:space="preserve"> </w:t>
       </w:r>
       <w:r>
-        <w:t xml:space="preserve">Nghiên cứu này báo cáo phân tích tổng hợp hồi quy ba cấp (three-level meta-analytic regression analysis — MARA) đầu tiên về quan hệ quốc tế hóa, hiệu quả hoạt động kinh doanh (I-P) nhằm kiểm định liệu áp dụng số cấp quốc gia (country-level digital adoption — cDAI), chế độ bối cảnh thể chế (institutional context regime — ICRV), và giai đoạn Vòng đời Nghịch lý Số (Digital Paradox Lifecycle — DPL) có điều tiết quan hệ này trên một corpus đa dạng địa lý (nghiêng về kinh tế Tiên tiến) hay không.</w:t>
+        <w:t xml:space="preserve">Phân tích tổng hợp hồi quy ba cấp (MARA) đầu tiên về quan hệ quốc tế hóa–hiệu quả (I-P) nhằm kiểm định liệu áp dụng số cấp quốc gia (cDAI), chế độ bối cảnh thể chế (ICRV), và giai đoạn Vòng đời Nghịch lý Số (DPL) có điều tiết quan hệ này trên một corpus đa dạng địa lý hay không.</w:t>
       </w:r>
     </w:p>
     <w:p>
@@ -82,7 +110,7 @@
         <w:t xml:space="preserve"> </w:t>
       </w:r>
       <w:r>
-        <w:t xml:space="preserve">Tuân theo PRISMA 2020, tổng quan hệ thống kết hợp truy ngược và truy xuôi trích dẫn của năm meta-analysis neo cùng với hand-search đã tập hợp một corpus phân tích gồm</w:t>
+        <w:t xml:space="preserve">Tuân theo PRISMA 2020, truy ngược–truy xuôi trích dẫn của năm meta-analysis neo cùng hand-search đã tập hợp corpus phân tích</w:t>
       </w:r>
       <w:r>
         <w:t xml:space="preserve"> </w:t>
@@ -114,7 +142,7 @@
         <w:t xml:space="preserve"> </w:t>
       </w:r>
       <w:r>
-        <w:t xml:space="preserve">= 288 cỡ hiệu ứng từ 49 nền kinh tế; bổ sung tìm kiếm cơ sở dữ liệu Web of Science và Scopus (1977–2026) được thực hiện để xác định phạm vi cho phần mở rộng đã tiền đăng ký, hiện đang trong quá trình trích xuất toàn văn. MARA ba cấp phân tách dị biệt trong-nghiên-cứu và giữa-nghiên-cứu bằng gói</w:t>
+        <w:t xml:space="preserve">= 288 cỡ hiệu ứng từ 49 nền kinh tế. MARA ba cấp qua gói</w:t>
       </w:r>
       <w:r>
         <w:t xml:space="preserve"> </w:t>
@@ -127,7 +155,10 @@
         <w:t xml:space="preserve">metafor</w:t>
       </w:r>
       <w:r>
-        <w:t xml:space="preserve">, với tiền đăng ký các giả thuyết và kế hoạch phân tích trên OSF.</w:t>
+        <w:t xml:space="preserve"> </w:t>
+      </w:r>
+      <w:r>
+        <w:t xml:space="preserve">phân tách dị biệt trong và giữa nghiên cứu, với tiền đăng ký trên OSF.</w:t>
       </w:r>
     </w:p>
     <w:p>
@@ -145,7 +176,7 @@
         <w:t xml:space="preserve"> </w:t>
       </w:r>
       <w:r>
-        <w:t xml:space="preserve">Hiệu ứng tổng hợp cơ sở đạt</w:t>
+        <w:t xml:space="preserve">Hiệu ứng tổng hợp</w:t>
       </w:r>
       <w:r>
         <w:t xml:space="preserve"> </w:t>
@@ -190,7 +221,7 @@
         <w:t xml:space="preserve">I</w:t>
       </w:r>
       <w:r>
-        <w:t xml:space="preserve">² = 87.8%). Các biến điều tiết được giả thuyết chỉ nhận được hỗ trợ hạn chế: kiểm định omnibus ICRV trên toàn mẫu có ý nghĩa (</w:t>
+        <w:t xml:space="preserve">² = 87.8%). Omnibus ICRV trên toàn mẫu có ý nghĩa (</w:t>
       </w:r>
       <w:r>
         <w:rPr>
@@ -210,29 +241,16 @@
           <w:iCs/>
           <w:i/>
         </w:rPr>
-        <w:t xml:space="preserve">df</w:t>
-      </w:r>
-      <w:r>
-        <w:t xml:space="preserve"> </w:t>
-      </w:r>
-      <w:r>
-        <w:t xml:space="preserve">= 4,</w:t>
-      </w:r>
-      <w:r>
-        <w:t xml:space="preserve"> </w:t>
-      </w:r>
-      <w:r>
-        <w:rPr>
-          <w:iCs/>
-          <w:i/>
-        </w:rPr>
         <w:t xml:space="preserve">p</w:t>
       </w:r>
       <w:r>
         <w:t xml:space="preserve"> </w:t>
       </w:r>
       <w:r>
-        <w:t xml:space="preserve">= .002) nhưng không bền vững, kiểm định nhạy cảm drop-Frontier trên bốn chế độ đông dữ liệu đưa nó về không có ý nghĩa (</w:t>
+        <w:t xml:space="preserve">= .002) nhưng không bền vững: drop-Frontier đưa về</w:t>
+      </w:r>
+      <w:r>
+        <w:t xml:space="preserve"> </w:t>
       </w:r>
       <w:r>
         <w:rPr>
@@ -242,10 +260,7 @@
         <w:t xml:space="preserve">Q</w:t>
       </w:r>
       <w:r>
-        <w:t xml:space="preserve">_M = 1.49,</w:t>
-      </w:r>
-      <w:r>
-        <w:t xml:space="preserve"> </w:t>
+        <w:t xml:space="preserve">_M = 1.49 (</w:t>
       </w:r>
       <w:r>
         <w:rPr>
@@ -258,7 +273,7 @@
         <w:t xml:space="preserve"> </w:t>
       </w:r>
       <w:r>
-        <w:t xml:space="preserve">= .68); điều tiết cDAI và DPL đều không có ý nghĩa. Kết quả có hệ quả lớn nhất là thiên lệch công bố đáng kể: trim-and-fill ước lệ</w:t>
+        <w:t xml:space="preserve">= .68); cDAI và DPL không có ý nghĩa. Trim-and-fill ước lệ</w:t>
       </w:r>
       <w:r>
         <w:t xml:space="preserve"> </w:t>
@@ -274,7 +289,7 @@
         <w:t xml:space="preserve"> </w:t>
       </w:r>
       <w:r>
-        <w:t xml:space="preserve">= 58 nghiên cứu thiếu, cắt giảm hiệu ứng tổng hợp xuống</w:t>
+        <w:t xml:space="preserve">= 58 nghiên cứu thiếu, cắt</w:t>
       </w:r>
       <w:r>
         <w:t xml:space="preserve"> </w:t>
@@ -290,7 +305,7 @@
         <w:t xml:space="preserve"> </w:t>
       </w:r>
       <w:r>
-        <w:t xml:space="preserve">= .035 (95% CI [.023, .048]), mức suy giảm khoảng 53% (Begg</w:t>
+        <w:t xml:space="preserve">xuống .035 — suy giảm khoảng 53% (Begg</w:t>
       </w:r>
       <w:r>
         <w:t xml:space="preserve"> </w:t>
@@ -306,23 +321,7 @@
         <w:t xml:space="preserve"> </w:t>
       </w:r>
       <w:r>
-        <w:t xml:space="preserve">&lt; .001; Egger</w:t>
-      </w:r>
-      <w:r>
-        <w:t xml:space="preserve"> </w:t>
-      </w:r>
-      <w:r>
-        <w:rPr>
-          <w:iCs/>
-          <w:i/>
-        </w:rPr>
-        <w:t xml:space="preserve">p</w:t>
-      </w:r>
-      <w:r>
-        <w:t xml:space="preserve"> </w:t>
-      </w:r>
-      <w:r>
-        <w:t xml:space="preserve">= .057).</w:t>
+        <w:t xml:space="preserve">&lt; .001).</w:t>
       </w:r>
     </w:p>
     <w:p>
@@ -334,39 +333,13 @@
           <w:bCs/>
           <w:b/>
         </w:rPr>
-        <w:t xml:space="preserve">Hạn chế/hàm ý nghiên cứu.</w:t>
-      </w:r>
-      <w:r>
-        <w:t xml:space="preserve"> </w:t>
-      </w:r>
-      <w:r>
-        <w:t xml:space="preserve">Các ô Frontier (</w:t>
-      </w:r>
-      <w:r>
-        <w:rPr>
-          <w:iCs/>
-          <w:i/>
-        </w:rPr>
-        <w:t xml:space="preserve">K</w:t>
-      </w:r>
-      <w:r>
-        <w:t xml:space="preserve"> </w:t>
-      </w:r>
-      <w:r>
-        <w:t xml:space="preserve">= 3) và SIDS (</w:t>
-      </w:r>
-      <w:r>
-        <w:rPr>
-          <w:iCs/>
-          <w:i/>
-        </w:rPr>
-        <w:t xml:space="preserve">K</w:t>
-      </w:r>
-      <w:r>
-        <w:t xml:space="preserve"> </w:t>
-      </w:r>
-      <w:r>
-        <w:t xml:space="preserve">= 0) thưa thớt làm giới hạn công lực kiểm định giữa các chế độ; trích xuất một coder không cho phép tính các thống kê độ tin cậy giữa các coder. Những phát hiện này định nghĩa lại câu đố dị biệt: phương sai chưa giải thích được trong I-P có thể phản ánh sự chọn lọc của khâu công bố nhiều hơn là các yếu tố thể chế hay kỹ thuật số, đòi hỏi sao chép tiền đăng ký với cỡ mẫu liên-chế-độ lớn hơn.</w:t>
+        <w:t xml:space="preserve">Tính nguyên gốc/giá trị.</w:t>
+      </w:r>
+      <w:r>
+        <w:t xml:space="preserve"> </w:t>
+      </w:r>
+      <w:r>
+        <w:t xml:space="preserve">MARA ba cấp đầu tiên và kiểm định meta-analytic tiền đăng ký đầu tiên về cDAI/ICRV/DPL trong tài liệu I-P; lượng hóa hệ thống đầu tiên về mức suy giảm do thiên lệch công bố trong cơ sở bằng chứng 40 năm này.</w:t>
       </w:r>
     </w:p>
     <w:p>
@@ -378,62 +351,13 @@
           <w:bCs/>
           <w:b/>
         </w:rPr>
-        <w:t xml:space="preserve">Hàm ý thực tiễn.</w:t>
-      </w:r>
-      <w:r>
-        <w:t xml:space="preserve"> </w:t>
-      </w:r>
-      <w:r>
-        <w:t xml:space="preserve">Các nhà quản trị không nên kỳ vọng lợi ích hiệu quả tự động từ quốc tế hóa: hiệu ứng tổng hợp đã hiệu chỉnh thiên lệch (</w:t>
-      </w:r>
-      <w:r>
-        <w:rPr>
-          <w:iCs/>
-          <w:i/>
-        </w:rPr>
-        <w:t xml:space="preserve">r</w:t>
-      </w:r>
-      <w:r>
-        <w:t xml:space="preserve"> </w:t>
-      </w:r>
-      <w:r>
-        <w:t xml:space="preserve">= .035) nhỏ hơn đáng kể so với các ước lượng đã công bố. Riêng cơ sở hạ tầng số quốc gia không khuếch đại lợi nhuận I-P; năng lực số ở cấp doanh nghiệp tỏ ra quyết định hơn.</w:t>
-      </w:r>
-    </w:p>
-    <w:p>
-      <w:pPr>
-        <w:pStyle w:val="BodyText"/>
-      </w:pPr>
-      <w:r>
-        <w:rPr>
-          <w:bCs/>
-          <w:b/>
-        </w:rPr>
-        <w:t xml:space="preserve">Tính nguyên gốc/giá trị.</w:t>
-      </w:r>
-      <w:r>
-        <w:t xml:space="preserve"> </w:t>
-      </w:r>
-      <w:r>
-        <w:t xml:space="preserve">Đây là MARA ba cấp đầu tiên cho tài liệu I-P, là kiểm định meta-analytic tiền đăng ký đầu tiên về cDAI, chế độ ICRV và giai đoạn DPL với vai trò biến điều tiết, và là lượng hóa hệ thống đầu tiên về mức suy giảm do thiên lệch công bố trong cơ sở bằng chứng 40 năm này.</w:t>
-      </w:r>
-    </w:p>
-    <w:p>
-      <w:pPr>
-        <w:pStyle w:val="BodyText"/>
-      </w:pPr>
-      <w:r>
-        <w:rPr>
-          <w:bCs/>
-          <w:b/>
-        </w:rPr>
         <w:t xml:space="preserve">Từ khóa:</w:t>
       </w:r>
       <w:r>
         <w:t xml:space="preserve"> </w:t>
       </w:r>
       <w:r>
-        <w:t xml:space="preserve">quan hệ quốc tế hóa, hiệu quả hoạt động kinh doanh; phân tích tổng hợp; mô hình ba cấp; áp dụng số; bối cảnh thể chế; thiên lệch công bố</w:t>
+        <w:t xml:space="preserve">quan hệ quốc tế hóa–hiệu quả; phân tích tổng hợp; mô hình ba cấp; áp dụng số; bối cảnh thể chế; thiên lệch công bố</w:t>
       </w:r>
     </w:p>
     <w:p>
@@ -3004,7 +2928,7 @@
         <w:pStyle w:val="FirstParagraph"/>
       </w:pPr>
       <w:r>
-        <w:t xml:space="preserve">Các thông số thống kê được trích xuất thủ công từ toàn văn của mỗi nghiên cứu đủ tiêu chuẩn bởi coder chính (do coder chính thực hiện), sử dụng biểu mẫu mã hóa chuẩn hóa nêu trong Supp-B. Đối với mỗi nghiên cứu, các thông số sau được ghi lại: cỡ mẫu (</w:t>
+        <w:t xml:space="preserve">Các thông số thống kê được trích xuất thủ công từ toàn văn của mỗi nghiên cứu đủ tiêu chuẩn bởi coder chính (do tác giả thứ nhất thực hiện), sử dụng biểu mẫu mã hóa chuẩn hóa nêu trong Supp-B. Đối với mỗi nghiên cứu, các thông số sau được ghi lại: cỡ mẫu (</w:t>
       </w:r>
       <w:r>
         <w:rPr>
@@ -12941,15 +12865,13 @@
     <w:link w:val="VerbatimChar"/>
     <w:pPr>
       <w:wordWrap w:val="off"/>
-      <w:shd w:val="clear" w:fill="f8f8f8"/>
     </w:pPr>
   </w:style>
   <w:style w:type="character" w:customStyle="1" w:styleId="KeywordTok">
     <w:name w:val="KeywordTok"/>
     <w:basedOn w:val="VerbatimChar"/>
     <w:rPr>
-      <w:color w:val="204a87"/>
-      <w:shd w:val="clear" w:fill="f8f8f8"/>
+      <w:color w:val="007020"/>
       <w:b/>
     </w:rPr>
   </w:style>
@@ -12957,96 +12879,85 @@
     <w:name w:val="DataTypeTok"/>
     <w:basedOn w:val="VerbatimChar"/>
     <w:rPr>
-      <w:color w:val="204a87"/>
-      <w:shd w:val="clear" w:fill="f8f8f8"/>
+      <w:color w:val="902000"/>
     </w:rPr>
   </w:style>
   <w:style w:type="character" w:customStyle="1" w:styleId="DecValTok">
     <w:name w:val="DecValTok"/>
     <w:basedOn w:val="VerbatimChar"/>
     <w:rPr>
-      <w:color w:val="0000cf"/>
-      <w:shd w:val="clear" w:fill="f8f8f8"/>
+      <w:color w:val="40a070"/>
     </w:rPr>
   </w:style>
   <w:style w:type="character" w:customStyle="1" w:styleId="BaseNTok">
     <w:name w:val="BaseNTok"/>
     <w:basedOn w:val="VerbatimChar"/>
     <w:rPr>
-      <w:color w:val="0000cf"/>
-      <w:shd w:val="clear" w:fill="f8f8f8"/>
+      <w:color w:val="40a070"/>
     </w:rPr>
   </w:style>
   <w:style w:type="character" w:customStyle="1" w:styleId="FloatTok">
     <w:name w:val="FloatTok"/>
     <w:basedOn w:val="VerbatimChar"/>
     <w:rPr>
-      <w:color w:val="0000cf"/>
-      <w:shd w:val="clear" w:fill="f8f8f8"/>
+      <w:color w:val="40a070"/>
     </w:rPr>
   </w:style>
   <w:style w:type="character" w:customStyle="1" w:styleId="ConstantTok">
     <w:name w:val="ConstantTok"/>
     <w:basedOn w:val="VerbatimChar"/>
     <w:rPr>
-      <w:color w:val="8f5902"/>
-      <w:shd w:val="clear" w:fill="f8f8f8"/>
+      <w:color w:val="880000"/>
     </w:rPr>
   </w:style>
   <w:style w:type="character" w:customStyle="1" w:styleId="CharTok">
     <w:name w:val="CharTok"/>
     <w:basedOn w:val="VerbatimChar"/>
     <w:rPr>
-      <w:color w:val="4e9a06"/>
-      <w:shd w:val="clear" w:fill="f8f8f8"/>
+      <w:color w:val="4070a0"/>
     </w:rPr>
   </w:style>
   <w:style w:type="character" w:customStyle="1" w:styleId="SpecialCharTok">
     <w:name w:val="SpecialCharTok"/>
     <w:basedOn w:val="VerbatimChar"/>
     <w:rPr>
-      <w:color w:val="ce5c00"/>
-      <w:shd w:val="clear" w:fill="f8f8f8"/>
-      <w:b/>
+      <w:color w:val="4070a0"/>
     </w:rPr>
   </w:style>
   <w:style w:type="character" w:customStyle="1" w:styleId="StringTok">
     <w:name w:val="StringTok"/>
     <w:basedOn w:val="VerbatimChar"/>
     <w:rPr>
-      <w:color w:val="4e9a06"/>
-      <w:shd w:val="clear" w:fill="f8f8f8"/>
+      <w:color w:val="4070a0"/>
     </w:rPr>
   </w:style>
   <w:style w:type="character" w:customStyle="1" w:styleId="VerbatimStringTok">
     <w:name w:val="VerbatimStringTok"/>
     <w:basedOn w:val="VerbatimChar"/>
     <w:rPr>
-      <w:color w:val="4e9a06"/>
-      <w:shd w:val="clear" w:fill="f8f8f8"/>
+      <w:color w:val="4070a0"/>
     </w:rPr>
   </w:style>
   <w:style w:type="character" w:customStyle="1" w:styleId="SpecialStringTok">
     <w:name w:val="SpecialStringTok"/>
     <w:basedOn w:val="VerbatimChar"/>
     <w:rPr>
-      <w:color w:val="4e9a06"/>
-      <w:shd w:val="clear" w:fill="f8f8f8"/>
+      <w:color w:val="bb6688"/>
     </w:rPr>
   </w:style>
   <w:style w:type="character" w:customStyle="1" w:styleId="ImportTok">
     <w:name w:val="ImportTok"/>
     <w:basedOn w:val="VerbatimChar"/>
     <w:rPr>
-      <w:shd w:val="clear" w:fill="f8f8f8"/>
+      <w:color w:val="008000"/>
+      <w:b/>
     </w:rPr>
   </w:style>
   <w:style w:type="character" w:customStyle="1" w:styleId="CommentTok">
     <w:name w:val="CommentTok"/>
     <w:basedOn w:val="VerbatimChar"/>
     <w:rPr>
-      <w:color w:val="8f5902"/>
-      <w:shd w:val="clear" w:fill="f8f8f8"/>
+      <w:color w:val="60a0b0"/>
       <w:i/>
     </w:rPr>
   </w:style>
@@ -13054,9 +12965,7 @@
     <w:name w:val="DocumentationTok"/>
     <w:basedOn w:val="VerbatimChar"/>
     <w:rPr>
-      <w:color w:val="8f5902"/>
-      <w:shd w:val="clear" w:fill="f8f8f8"/>
-      <w:b/>
+      <w:color w:val="ba2121"/>
       <w:i/>
     </w:rPr>
   </w:style>
@@ -13064,8 +12973,7 @@
     <w:name w:val="AnnotationTok"/>
     <w:basedOn w:val="VerbatimChar"/>
     <w:rPr>
-      <w:color w:val="8f5902"/>
-      <w:shd w:val="clear" w:fill="f8f8f8"/>
+      <w:color w:val="60a0b0"/>
       <w:b/>
       <w:i/>
     </w:rPr>
@@ -13074,8 +12982,7 @@
     <w:name w:val="CommentVarTok"/>
     <w:basedOn w:val="VerbatimChar"/>
     <w:rPr>
-      <w:color w:val="8f5902"/>
-      <w:shd w:val="clear" w:fill="f8f8f8"/>
+      <w:color w:val="60a0b0"/>
       <w:b/>
       <w:i/>
     </w:rPr>
@@ -13084,33 +12991,28 @@
     <w:name w:val="OtherTok"/>
     <w:basedOn w:val="VerbatimChar"/>
     <w:rPr>
-      <w:color w:val="8f5902"/>
-      <w:shd w:val="clear" w:fill="f8f8f8"/>
+      <w:color w:val="007020"/>
     </w:rPr>
   </w:style>
   <w:style w:type="character" w:customStyle="1" w:styleId="FunctionTok">
     <w:name w:val="FunctionTok"/>
     <w:basedOn w:val="VerbatimChar"/>
     <w:rPr>
-      <w:color w:val="204a87"/>
-      <w:shd w:val="clear" w:fill="f8f8f8"/>
-      <w:b/>
+      <w:color w:val="06287e"/>
     </w:rPr>
   </w:style>
   <w:style w:type="character" w:customStyle="1" w:styleId="VariableTok">
     <w:name w:val="VariableTok"/>
     <w:basedOn w:val="VerbatimChar"/>
     <w:rPr>
-      <w:color w:val="000000"/>
-      <w:shd w:val="clear" w:fill="f8f8f8"/>
+      <w:color w:val="19177c"/>
     </w:rPr>
   </w:style>
   <w:style w:type="character" w:customStyle="1" w:styleId="ControlFlowTok">
     <w:name w:val="ControlFlowTok"/>
     <w:basedOn w:val="VerbatimChar"/>
     <w:rPr>
-      <w:color w:val="204a87"/>
-      <w:shd w:val="clear" w:fill="f8f8f8"/>
+      <w:color w:val="007020"/>
       <w:b/>
     </w:rPr>
   </w:style>
@@ -13118,55 +13020,45 @@
     <w:name w:val="OperatorTok"/>
     <w:basedOn w:val="VerbatimChar"/>
     <w:rPr>
-      <w:color w:val="ce5c00"/>
-      <w:shd w:val="clear" w:fill="f8f8f8"/>
-      <w:b/>
+      <w:color w:val="666666"/>
     </w:rPr>
   </w:style>
   <w:style w:type="character" w:customStyle="1" w:styleId="BuiltInTok">
     <w:name w:val="BuiltInTok"/>
     <w:basedOn w:val="VerbatimChar"/>
     <w:rPr>
-      <w:shd w:val="clear" w:fill="f8f8f8"/>
+      <w:color w:val="008000"/>
     </w:rPr>
   </w:style>
   <w:style w:type="character" w:customStyle="1" w:styleId="ExtensionTok">
     <w:name w:val="ExtensionTok"/>
     <w:basedOn w:val="VerbatimChar"/>
-    <w:rPr>
-      <w:shd w:val="clear" w:fill="f8f8f8"/>
-    </w:rPr>
+    <w:rPr/>
   </w:style>
   <w:style w:type="character" w:customStyle="1" w:styleId="PreprocessorTok">
     <w:name w:val="PreprocessorTok"/>
     <w:basedOn w:val="VerbatimChar"/>
     <w:rPr>
-      <w:color w:val="8f5902"/>
-      <w:shd w:val="clear" w:fill="f8f8f8"/>
-      <w:i/>
+      <w:color w:val="bc7a00"/>
     </w:rPr>
   </w:style>
   <w:style w:type="character" w:customStyle="1" w:styleId="AttributeTok">
     <w:name w:val="AttributeTok"/>
     <w:basedOn w:val="VerbatimChar"/>
     <w:rPr>
-      <w:color w:val="204a87"/>
-      <w:shd w:val="clear" w:fill="f8f8f8"/>
+      <w:color w:val="7d9029"/>
     </w:rPr>
   </w:style>
   <w:style w:type="character" w:customStyle="1" w:styleId="RegionMarkerTok">
     <w:name w:val="RegionMarkerTok"/>
     <w:basedOn w:val="VerbatimChar"/>
-    <w:rPr>
-      <w:shd w:val="clear" w:fill="f8f8f8"/>
-    </w:rPr>
+    <w:rPr/>
   </w:style>
   <w:style w:type="character" w:customStyle="1" w:styleId="InformationTok">
     <w:name w:val="InformationTok"/>
     <w:basedOn w:val="VerbatimChar"/>
     <w:rPr>
-      <w:color w:val="8f5902"/>
-      <w:shd w:val="clear" w:fill="f8f8f8"/>
+      <w:color w:val="60a0b0"/>
       <w:b/>
       <w:i/>
     </w:rPr>
@@ -13175,8 +13067,7 @@
     <w:name w:val="WarningTok"/>
     <w:basedOn w:val="VerbatimChar"/>
     <w:rPr>
-      <w:color w:val="8f5902"/>
-      <w:shd w:val="clear" w:fill="f8f8f8"/>
+      <w:color w:val="60a0b0"/>
       <w:b/>
       <w:i/>
     </w:rPr>
@@ -13185,25 +13076,22 @@
     <w:name w:val="AlertTok"/>
     <w:basedOn w:val="VerbatimChar"/>
     <w:rPr>
-      <w:color w:val="ef2929"/>
-      <w:shd w:val="clear" w:fill="f8f8f8"/>
+      <w:color w:val="ff0000"/>
+      <w:b/>
     </w:rPr>
   </w:style>
   <w:style w:type="character" w:customStyle="1" w:styleId="ErrorTok">
     <w:name w:val="ErrorTok"/>
     <w:basedOn w:val="VerbatimChar"/>
     <w:rPr>
-      <w:color w:val="a40000"/>
-      <w:shd w:val="clear" w:fill="f8f8f8"/>
+      <w:color w:val="ff0000"/>
       <w:b/>
     </w:rPr>
   </w:style>
   <w:style w:type="character" w:customStyle="1" w:styleId="NormalTok">
     <w:name w:val="NormalTok"/>
     <w:basedOn w:val="VerbatimChar"/>
-    <w:rPr>
-      <w:shd w:val="clear" w:fill="f8f8f8"/>
-    </w:rPr>
+    <w:rPr/>
   </w:style>
 </w:styles>
 </file>

--- a/p6/submission/mir_package/01_manuscript_blinded_vi.docx
+++ b/p6/submission/mir_package/01_manuscript_blinded_vi.docx
@@ -92,7 +92,7 @@
         <w:t xml:space="preserve"> </w:t>
       </w:r>
       <w:r>
-        <w:t xml:space="preserve">Phân tích tổng hợp hồi quy ba cấp (MARA) đầu tiên về quan hệ quốc tế hóa–hiệu quả (I-P) nhằm kiểm định liệu áp dụng số cấp quốc gia (cDAI), chế độ bối cảnh thể chế (ICRV), và giai đoạn Vòng đời Nghịch lý Số (DPL) có điều tiết quan hệ này trên một corpus đa dạng địa lý hay không.</w:t>
+        <w:t xml:space="preserve">Phân tích tổng hợp hồi quy ba cấp (MARA) đầu tiên về quan hệ quốc tế hóa–hiệu quả (I-P) nhằm kiểm định liệu áp dụng số cấp quốc gia (cDAI), chế độ bối cảnh thể chế (ICRV), và giai đoạn Vòng đời Nghịch lý Số (DPL) có điều tiết quan hệ này hay không.</w:t>
       </w:r>
     </w:p>
     <w:p>
@@ -110,7 +110,7 @@
         <w:t xml:space="preserve"> </w:t>
       </w:r>
       <w:r>
-        <w:t xml:space="preserve">Tuân theo PRISMA 2020, truy ngược–truy xuôi trích dẫn của năm meta-analysis neo cùng hand-search đã tập hợp corpus phân tích</w:t>
+        <w:t xml:space="preserve">Truy ngược–truy xuôi PRISMA 2020 của năm meta-analysis neo cùng hand-search tập hợp</w:t>
       </w:r>
       <w:r>
         <w:t xml:space="preserve"> </w:t>
@@ -126,7 +126,7 @@
         <w:t xml:space="preserve"> </w:t>
       </w:r>
       <w:r>
-        <w:t xml:space="preserve">= 238 nghiên cứu và</w:t>
+        <w:t xml:space="preserve">= 238 nghiên cứu,</w:t>
       </w:r>
       <w:r>
         <w:t xml:space="preserve"> </w:t>
@@ -142,7 +142,7 @@
         <w:t xml:space="preserve"> </w:t>
       </w:r>
       <w:r>
-        <w:t xml:space="preserve">= 288 cỡ hiệu ứng từ 49 nền kinh tế. MARA ba cấp qua gói</w:t>
+        <w:t xml:space="preserve">= 288 cỡ hiệu ứng từ 49 nền kinh tế. MARA ba cấp qua</w:t>
       </w:r>
       <w:r>
         <w:t xml:space="preserve"> </w:t>
@@ -158,7 +158,7 @@
         <w:t xml:space="preserve"> </w:t>
       </w:r>
       <w:r>
-        <w:t xml:space="preserve">phân tách dị biệt trong và giữa nghiên cứu, với tiền đăng ký trên OSF.</w:t>
+        <w:t xml:space="preserve">với tiền đăng ký OSF; sáu kiểm định thiên lệch ước lượng khoảng hiệu ứng hiệu chỉnh.</w:t>
       </w:r>
     </w:p>
     <w:p>
@@ -221,7 +221,10 @@
         <w:t xml:space="preserve">I</w:t>
       </w:r>
       <w:r>
-        <w:t xml:space="preserve">² = 87.8%). Omnibus ICRV trên toàn mẫu có ý nghĩa (</w:t>
+        <w:t xml:space="preserve">² = 87.8%). Omnibus ICRV trên toàn mẫu</w:t>
+      </w:r>
+      <w:r>
+        <w:t xml:space="preserve"> </w:t>
       </w:r>
       <w:r>
         <w:rPr>
@@ -231,10 +234,7 @@
         <w:t xml:space="preserve">Q</w:t>
       </w:r>
       <w:r>
-        <w:t xml:space="preserve">_M = 17.35,</w:t>
-      </w:r>
-      <w:r>
-        <w:t xml:space="preserve"> </w:t>
+        <w:t xml:space="preserve">_M = 17.35 (</w:t>
       </w:r>
       <w:r>
         <w:rPr>
@@ -247,7 +247,7 @@
         <w:t xml:space="preserve"> </w:t>
       </w:r>
       <w:r>
-        <w:t xml:space="preserve">= .002) nhưng không bền vững: drop-Frontier đưa về</w:t>
+        <w:t xml:space="preserve">= .002) không bền vững: drop-Frontier đưa về</w:t>
       </w:r>
       <w:r>
         <w:t xml:space="preserve"> </w:t>
@@ -273,7 +273,7 @@
         <w:t xml:space="preserve"> </w:t>
       </w:r>
       <w:r>
-        <w:t xml:space="preserve">= .68); cDAI và DPL không có ý nghĩa. Trim-and-fill ước lệ</w:t>
+        <w:t xml:space="preserve">= .68); cDAI và DPL không có ý nghĩa. Sáu kiểm định bao quát ước lượng hiệu ứng hiệu chỉnh: trim-and-fill ước lệ</w:t>
       </w:r>
       <w:r>
         <w:t xml:space="preserve"> </w:t>
@@ -289,7 +289,7 @@
         <w:t xml:space="preserve"> </w:t>
       </w:r>
       <w:r>
-        <w:t xml:space="preserve">= 58 nghiên cứu thiếu, cắt</w:t>
+        <w:t xml:space="preserve">= 58 nghiên cứu thiếu và cắt</w:t>
       </w:r>
       <w:r>
         <w:t xml:space="preserve"> </w:t>
@@ -305,7 +305,39 @@
         <w:t xml:space="preserve"> </w:t>
       </w:r>
       <w:r>
-        <w:t xml:space="preserve">xuống .035 — suy giảm khoảng 53% (Begg</w:t>
+        <w:t xml:space="preserve">xuống .035 (mức điều chỉnh mạnh); PET-PEESE cho</w:t>
+      </w:r>
+      <w:r>
+        <w:t xml:space="preserve"> </w:t>
+      </w:r>
+      <w:r>
+        <w:rPr>
+          <w:iCs/>
+          <w:i/>
+        </w:rPr>
+        <w:t xml:space="preserve">r</w:t>
+      </w:r>
+      <w:r>
+        <w:t xml:space="preserve"> </w:t>
+      </w:r>
+      <w:r>
+        <w:t xml:space="preserve">= .061; mô hình lựa chọn ba tham số Vevea-Hedges cho</w:t>
+      </w:r>
+      <w:r>
+        <w:t xml:space="preserve"> </w:t>
+      </w:r>
+      <w:r>
+        <w:rPr>
+          <w:iCs/>
+          <w:i/>
+        </w:rPr>
+        <w:t xml:space="preserve">r</w:t>
+      </w:r>
+      <w:r>
+        <w:t xml:space="preserve"> </w:t>
+      </w:r>
+      <w:r>
+        <w:t xml:space="preserve">= .077 với bằng chứng chọn lọc có ý nghĩa thống kê (LRT</w:t>
       </w:r>
       <w:r>
         <w:t xml:space="preserve"> </w:t>
@@ -321,7 +353,23 @@
         <w:t xml:space="preserve"> </w:t>
       </w:r>
       <w:r>
-        <w:t xml:space="preserve">&lt; .001).</w:t>
+        <w:t xml:space="preserve">= .002, Begg</w:t>
+      </w:r>
+      <w:r>
+        <w:t xml:space="preserve"> </w:t>
+      </w:r>
+      <w:r>
+        <w:rPr>
+          <w:iCs/>
+          <w:i/>
+        </w:rPr>
+        <w:t xml:space="preserve">p</w:t>
+      </w:r>
+      <w:r>
+        <w:t xml:space="preserve"> </w:t>
+      </w:r>
+      <w:r>
+        <w:t xml:space="preserve">&lt; .001). Ước lượng đã hiệu chỉnh nên được đọc như khoảng [.035, .077] thay vì một điểm.</w:t>
       </w:r>
     </w:p>
     <w:p>
@@ -339,7 +387,7 @@
         <w:t xml:space="preserve"> </w:t>
       </w:r>
       <w:r>
-        <w:t xml:space="preserve">MARA ba cấp đầu tiên và kiểm định meta-analytic tiền đăng ký đầu tiên về cDAI/ICRV/DPL trong tài liệu I-P; lượng hóa hệ thống đầu tiên về mức suy giảm do thiên lệch công bố trong cơ sở bằng chứng 40 năm này.</w:t>
+        <w:t xml:space="preserve">MARA ba cấp đầu tiên và kiểm định meta-analytic tiền đăng ký đầu tiên về cDAI/ICRV/DPL trong tài liệu I-P; ước lượng đa phương pháp đầu tiên về khoảng suy giảm do thiên lệch công bố trong cơ sở bằng chứng 40 năm này.</w:t>
       </w:r>
     </w:p>
     <w:p>

--- a/p6/submission/mir_package/01_manuscript_blinded_vi.docx
+++ b/p6/submission/mir_package/01_manuscript_blinded_vi.docx
@@ -2639,7 +2639,7 @@
         <w:t xml:space="preserve">Thứ năm</w:t>
       </w:r>
       <w:r>
-        <w:t xml:space="preserve">, kiểm định nhạy cảm drop-Frontier trên ICRV (báo cáo §4.3) và việc hạn chế construct-validity của moderation cDAI ở mẫu phụ Span+Follow (báo cáo §4.4) được bổ sung khi nhận thấy đặc điểm dữ liệu trong giai đoạn phân tích; cả hai được trình bày song song với các kiểm định tiền đăng ký toàn mẫu để minh bạch, với các kiểm định post-hoc được diễn giải như chẩn đoán xác nhận chứ không phải phát hiện chính. Codebook trích xuất đi kèm dữ liệu (v1.1) ghi lại mã hóa thực tế áp dụng; phương án v1.0 đã đăng ký vẫn được giữ trong bản ghi OSF đóng băng.</w:t>
+        <w:t xml:space="preserve">, kiểm định nhạy cảm drop-Frontier trên ICRV (báo cáo Mục 4.3) và việc hạn chế construct-validity của moderation cDAI ở mẫu phụ Span+Follow (báo cáo Mục 4.4) được bổ sung khi nhận thấy đặc điểm dữ liệu trong giai đoạn phân tích; cả hai được trình bày song song với các kiểm định tiền đăng ký toàn mẫu để minh bạch, với các kiểm định post-hoc được diễn giải như chẩn đoán xác nhận chứ không phải phát hiện chính. Codebook trích xuất đi kèm dữ liệu (v1.1) ghi lại mã hóa thực tế áp dụng; phương án v1.0 đã đăng ký vẫn được giữ trong bản ghi OSF đóng băng.</w:t>
       </w:r>
     </w:p>
     <w:bookmarkEnd w:id="33"/>
@@ -9187,7 +9187,7 @@
         <w:t xml:space="preserve"> </w:t>
       </w:r>
       <w:r>
-        <w:t xml:space="preserve">= 0.069) thống kê không phân biệt được với trung bình Tiên tiến Sáng tạo, trực tiếp trái với thứ tự tiên tiến-trên-mới-nổi mà E1a dự đoán. Một phân tích nghiên cứu sơ cấp đồng hành bởi nhóm tác giả hiện tại (Tác giả ẩn danh, 2025 — IntechOpen) trên 380 doanh nghiệp WBES Ấn Độ ghi nhận hệ số DOI tổng hợp âm với kinh nghiệm quản lý và lãnh đạo top-management nữ là các yếu tố điều tiết dương, một mẫu hình nhất quán với cách diễn giải nguồn-lực-bù-trừ-cấp-doanh-nghiệp được thảo luận trong §5.2; chúng tôi ghi nhận sự chồng lấp này để đánh dấu chứ không che giấu, mối liên kết với chương trình nghiên cứu sơ cấp rộng hơn của chúng tôi.</w:t>
+        <w:t xml:space="preserve">= 0.069) thống kê không phân biệt được với trung bình Tiên tiến Sáng tạo, trực tiếp trái với thứ tự tiên tiến-trên-mới-nổi mà E1a dự đoán. Một phân tích nghiên cứu sơ cấp đồng hành bởi nhóm tác giả hiện tại (Tác giả ẩn danh, 2025 — IntechOpen) trên 380 doanh nghiệp WBES Ấn Độ ghi nhận hệ số DOI tổng hợp âm với kinh nghiệm quản lý và lãnh đạo top-management nữ là các yếu tố điều tiết dương, một mẫu hình nhất quán với cách diễn giải nguồn-lực-bù-trừ-cấp-doanh-nghiệp được thảo luận trong Mục 5.2; chúng tôi ghi nhận sự chồng lấp này để đánh dấu chứ không che giấu, mối liên kết với chương trình nghiên cứu sơ cấp rộng hơn của chúng tôi.</w:t>
       </w:r>
     </w:p>
     <w:p>
@@ -9958,7 +9958,7 @@
         <w:pStyle w:val="FirstParagraph"/>
       </w:pPr>
       <w:r>
-        <w:t xml:space="preserve">Ba hàm ý theo sau trong các giới hạn được đặt bởi nghịch lý của §5.2. Vì hiệu ứng đã hiệu chỉnh thiên lệch (</w:t>
+        <w:t xml:space="preserve">Ba hàm ý theo sau trong các giới hạn được đặt bởi nghịch lý của Mục 5.2. Vì hiệu ứng đã hiệu chỉnh thiên lệch (</w:t>
       </w:r>
       <w:r>
         <w:rPr>
@@ -10499,7 +10499,7 @@
         <w:t xml:space="preserve"> </w:t>
       </w:r>
       <w:r>
-        <w:t xml:space="preserve">≥ 400 sẽ cung cấp kiểm định moderator dứt khoát. Thứ ba, phát hiện thiên lệch công bố thúc đẩy kiểm toán dành riêng cho các kết quả I-P chưa công bố (khảo sát, tài liệu xám, luận án) để định nghĩa giới hạn hiệu ứng quần thể thực chính xác hơn riêng trim-and-fill (xem §5.4 cho lập luận giới hạn suy luận đầy đủ).</w:t>
+        <w:t xml:space="preserve">≥ 400 sẽ cung cấp kiểm định moderator dứt khoát. Thứ ba, phát hiện thiên lệch công bố thúc đẩy kiểm toán dành riêng cho các kết quả I-P chưa công bố (khảo sát, tài liệu xám, luận án) để định nghĩa giới hạn hiệu ứng quần thể thực chính xác hơn riêng trim-and-fill (xem Mục 5.4 cho lập luận giới hạn suy luận đầy đủ).</w:t>
       </w:r>
     </w:p>
     <w:p>
@@ -11922,7 +11922,7 @@
           <w:iCs/>
           <w:i/>
         </w:rPr>
-        <w:t xml:space="preserve">12,000 word-equivalents. Phiên bản v1.3 đồng bộ với EN v1.3 — bao gồm đoạn nghịch lý thiên lệch công bố (§5.2), điều kiện construct-validity cho cDAI (§4.4), §4.3 mở đầu bằng kết quả drop-Frontier, và sai lệch tiền đăng ký thứ 5 đã được công bố (§3.1).</w:t>
+        <w:t xml:space="preserve">12,000 word-equivalents. Phiên bản v1.3 đồng bộ với EN v1.3 — bao gồm đoạn nghịch lý thiên lệch công bố (Mục 5.2), điều kiện construct-validity cho cDAI (Mục 4.4), Mục 4.3 mở đầu bằng kết quả drop-Frontier, và sai lệch tiền đăng ký thứ 5 đã được công bố (Mục 3.1).</w:t>
       </w:r>
       <w:r>
         <w:t xml:space="preserve"> </w:t>

--- a/p6/submission/mir_package/01_manuscript_blinded_vi.docx
+++ b/p6/submission/mir_package/01_manuscript_blinded_vi.docx
@@ -463,7 +463,7 @@
         <w:pStyle w:val="BodyText"/>
       </w:pPr>
       <w:r>
-        <w:t xml:space="preserve">Điểm xuất phát của nghiên cứu này là cơ sở ICBEF 2025 (Author Citation, 2024 — ICBEF):</w:t>
+        <w:t xml:space="preserve">Điểm xuất phát của nghiên cứu này là cơ sở ICBEF 2025 (Tác giả ẩn danh, 2024 — ICBEF):</w:t>
       </w:r>
       <w:r>
         <w:t xml:space="preserve"> </w:t>
@@ -8992,7 +8992,7 @@
         <w:t xml:space="preserve"> </w:t>
       </w:r>
       <w:r>
-        <w:t xml:space="preserve">= 238, 49 nền kinh tế) nhất quán với bằng chứng cấp quốc gia từ toàn corpus nghiên cứu toàn cầu, bao gồm các nghiên cứu sơ cấp châu Á-Thái Bình Dương làm nền tảng cho cơ sở ICBEF 2025 (Author Citation, 2024 — ICBEF). Hiệu ứng tổng hợp dương và có ý nghĩa, xác nhận rằng các doanh nghiệp xuất khẩu mạnh có xu hướng vượt trội hơn các đối thủ tập trung nội địa ngay cả sau khi điều chỉnh quy mô doanh nghiệp, tuổi và ngành.</w:t>
+        <w:t xml:space="preserve">= 238, 49 nền kinh tế) nhất quán với bằng chứng cấp quốc gia từ toàn corpus nghiên cứu toàn cầu, bao gồm các nghiên cứu sơ cấp châu Á-Thái Bình Dương làm nền tảng cho cơ sở ICBEF 2025 (Tác giả ẩn danh, 2024 — ICBEF). Hiệu ứng tổng hợp dương và có ý nghĩa, xác nhận rằng các doanh nghiệp xuất khẩu mạnh có xu hướng vượt trội hơn các đối thủ tập trung nội địa ngay cả sau khi điều chỉnh quy mô doanh nghiệp, tuổi và ngành.</w:t>
       </w:r>
     </w:p>
     <w:p>
@@ -10896,7 +10896,7 @@
         <w:pStyle w:val="BodyText"/>
       </w:pPr>
       <w:r>
-        <w:t xml:space="preserve">Author Citation (2024, December). [Author details removed for blind review.]</w:t>
+        <w:t xml:space="preserve">Tác giả ẩn danh (2024, December). [Thông tin tác giả đã ẩn để đánh giá mù.]</w:t>
       </w:r>
     </w:p>
     <w:p>
@@ -10904,7 +10904,7 @@
         <w:pStyle w:val="BodyText"/>
       </w:pPr>
       <w:r>
-        <w:t xml:space="preserve">Author Citation (2025). [Author details removed for blind review.]</w:t>
+        <w:t xml:space="preserve">Tác giả ẩn danh (2025). [Thông tin tác giả đã ẩn để đánh giá mù.]</w:t>
       </w:r>
     </w:p>
     <w:p>
